--- a/documentos/Manual_de_usuario_ISBEN_Solutions.docx
+++ b/documentos/Manual_de_usuario_ISBEN_Solutions.docx
@@ -1,6 +1,6 @@
 
 <file path=word/document.xml><?xml version="1.0" encoding="utf-8"?>
-<w:document xmlns:wpc="http://schemas.microsoft.com/office/word/2010/wordprocessingCanvas" xmlns:cx="http://schemas.microsoft.com/office/drawing/2014/chartex" xmlns:mc="http://schemas.openxmlformats.org/markup-compatibility/2006" xmlns:o="urn:schemas-microsoft-com:office:office" xmlns:r="http://schemas.openxmlformats.org/officeDocument/2006/relationships" xmlns:m="http://schemas.openxmlformats.org/officeDocument/2006/math" xmlns:v="urn:schemas-microsoft-com:vml" xmlns:wp14="http://schemas.microsoft.com/office/word/2010/wordprocessingDrawing" xmlns:wp="http://schemas.openxmlformats.org/drawingml/2006/wordprocessingDrawing" xmlns:w10="urn:schemas-microsoft-com:office:word" xmlns:w="http://schemas.openxmlformats.org/wordprocessingml/2006/main" xmlns:w14="http://schemas.microsoft.com/office/word/2010/wordml" xmlns:w15="http://schemas.microsoft.com/office/word/2012/wordml" xmlns:w16se="http://schemas.microsoft.com/office/word/2015/wordml/symex" xmlns:wpg="http://schemas.microsoft.com/office/word/2010/wordprocessingGroup" xmlns:wpi="http://schemas.microsoft.com/office/word/2010/wordprocessingInk" xmlns:wne="http://schemas.microsoft.com/office/word/2006/wordml" xmlns:wps="http://schemas.microsoft.com/office/word/2010/wordprocessingShape" mc:Ignorable="w14 w15 w16se wp14">
+<w:document xmlns:wpc="http://schemas.microsoft.com/office/word/2010/wordprocessingCanvas" xmlns:cx="http://schemas.microsoft.com/office/drawing/2014/chartex" xmlns:cx1="http://schemas.microsoft.com/office/drawing/2015/9/8/chartex" xmlns:cx2="http://schemas.microsoft.com/office/drawing/2015/10/21/chartex" xmlns:cx3="http://schemas.microsoft.com/office/drawing/2016/5/9/chartex" xmlns:cx4="http://schemas.microsoft.com/office/drawing/2016/5/10/chartex" xmlns:cx5="http://schemas.microsoft.com/office/drawing/2016/5/11/chartex" xmlns:cx6="http://schemas.microsoft.com/office/drawing/2016/5/12/chartex" xmlns:cx7="http://schemas.microsoft.com/office/drawing/2016/5/13/chartex" xmlns:cx8="http://schemas.microsoft.com/office/drawing/2016/5/14/chartex" xmlns:mc="http://schemas.openxmlformats.org/markup-compatibility/2006" xmlns:aink="http://schemas.microsoft.com/office/drawing/2016/ink" xmlns:am3d="http://schemas.microsoft.com/office/drawing/2017/model3d" xmlns:o="urn:schemas-microsoft-com:office:office" xmlns:oel="http://schemas.microsoft.com/office/2019/extlst" xmlns:r="http://schemas.openxmlformats.org/officeDocument/2006/relationships" xmlns:m="http://schemas.openxmlformats.org/officeDocument/2006/math" xmlns:v="urn:schemas-microsoft-com:vml" xmlns:wp14="http://schemas.microsoft.com/office/word/2010/wordprocessingDrawing" xmlns:wp="http://schemas.openxmlformats.org/drawingml/2006/wordprocessingDrawing" xmlns:w10="urn:schemas-microsoft-com:office:word" xmlns:w="http://schemas.openxmlformats.org/wordprocessingml/2006/main" xmlns:w14="http://schemas.microsoft.com/office/word/2010/wordml" xmlns:w15="http://schemas.microsoft.com/office/word/2012/wordml" xmlns:w16cei="http://schemas.microsoft.com/office/word/2026/wordml/cei" xmlns:w16cex="http://schemas.microsoft.com/office/word/2018/wordml/cex" xmlns:w16cid="http://schemas.microsoft.com/office/word/2016/wordml/cid" xmlns:w16="http://schemas.microsoft.com/office/word/2018/wordml" xmlns:w16du="http://schemas.microsoft.com/office/word/2023/wordml/word16du" xmlns:w16sdtdh="http://schemas.microsoft.com/office/word/2020/wordml/sdtdatahash" xmlns:w16sdtfl="http://schemas.microsoft.com/office/word/2024/wordml/sdtformatlock" xmlns:w16se="http://schemas.microsoft.com/office/word/2015/wordml/symex" xmlns:wpg="http://schemas.microsoft.com/office/word/2010/wordprocessingGroup" xmlns:wpi="http://schemas.microsoft.com/office/word/2010/wordprocessingInk" xmlns:wne="http://schemas.microsoft.com/office/word/2006/wordml" xmlns:wps="http://schemas.microsoft.com/office/word/2010/wordprocessingShape" mc:Ignorable="w14 w15 w16se w16cid w16 w16cex w16sdtdh w16sdtfl w16du wp14">
   <w:body>
     <w:p>
       <w:pPr>
@@ -82,11 +82,6 @@
           <w:docPart w:val="7F762A5DB3EF4D63B29CE5EA2BDFB32F"/>
         </w:placeholder>
       </w:sdtPr>
-      <w:sdtEndPr>
-        <w:rPr>
-          <w:rStyle w:val="eop"/>
-        </w:rPr>
-      </w:sdtEndPr>
       <w:sdtContent>
         <w:p>
           <w:pPr>
@@ -162,11 +157,6 @@
           </w:placeholder>
           <w:showingPlcHdr/>
         </w:sdtPr>
-        <w:sdtEndPr>
-          <w:rPr>
-            <w:rStyle w:val="eop"/>
-          </w:rPr>
-        </w:sdtEndPr>
         <w:sdtContent>
           <w:r>
             <w:rPr>
@@ -347,7 +337,6 @@
               </w:rPr>
               <w:t xml:space="preserve"> </w:t>
             </w:r>
-            <w:proofErr w:type="spellStart"/>
             <w:r>
               <w:rPr>
                 <w:rFonts w:ascii="Arial" w:eastAsia="Arial" w:hAnsi="Arial" w:cs="Arial"/>
@@ -357,19 +346,7 @@
                 <w:sz w:val="28"/>
                 <w:szCs w:val="28"/>
               </w:rPr>
-              <w:t>Antonella</w:t>
-            </w:r>
-            <w:proofErr w:type="spellEnd"/>
-            <w:r>
-              <w:rPr>
-                <w:rFonts w:ascii="Arial" w:eastAsia="Arial" w:hAnsi="Arial" w:cs="Arial"/>
-                <w:b/>
-                <w:bCs/>
-                <w:color w:val="1F3864" w:themeColor="accent1" w:themeShade="80"/>
-                <w:sz w:val="28"/>
-                <w:szCs w:val="28"/>
-              </w:rPr>
-              <w:t xml:space="preserve"> Parra</w:t>
+              <w:t>Antonella Parra</w:t>
             </w:r>
           </w:p>
         </w:tc>
@@ -438,7 +415,6 @@
               </w:rPr>
               <w:t xml:space="preserve"> </w:t>
             </w:r>
-            <w:proofErr w:type="spellStart"/>
             <w:r>
               <w:rPr>
                 <w:rFonts w:ascii="Arial" w:eastAsia="Arial" w:hAnsi="Arial" w:cs="Arial"/>
@@ -448,19 +424,7 @@
                 <w:sz w:val="28"/>
                 <w:szCs w:val="28"/>
               </w:rPr>
-              <w:t>Antonella</w:t>
-            </w:r>
-            <w:proofErr w:type="spellEnd"/>
-            <w:r>
-              <w:rPr>
-                <w:rFonts w:ascii="Arial" w:eastAsia="Arial" w:hAnsi="Arial" w:cs="Arial"/>
-                <w:b/>
-                <w:bCs/>
-                <w:color w:val="1F3864" w:themeColor="accent1" w:themeShade="80"/>
-                <w:sz w:val="28"/>
-                <w:szCs w:val="28"/>
-              </w:rPr>
-              <w:t xml:space="preserve"> Parra</w:t>
+              <w:t>Antonella Parra</w:t>
             </w:r>
           </w:p>
         </w:tc>
@@ -599,8 +563,6 @@
         </w:rPr>
         <w:t xml:space="preserve"> Ing. René Elizalde</w:t>
       </w:r>
-      <w:bookmarkStart w:id="0" w:name="_GoBack"/>
-      <w:bookmarkEnd w:id="0"/>
     </w:p>
     <w:p>
       <w:pPr>
@@ -618,19 +580,9 @@
     </w:p>
     <w:p>
       <w:r>
-        <w:lastRenderedPageBreak/>
         <w:br w:type="page"/>
       </w:r>
-    </w:p>
-    <w:p>
-      <w:r>
-        <w:lastRenderedPageBreak/>
-        <w:br w:type="page"/>
-      </w:r>
-    </w:p>
-    <w:p>
-      <w:pPr>
-        <w:spacing w:after="0" w:line="480" w:lineRule="auto"/>
+      <w:r>
         <w:rPr>
           <w:rFonts w:ascii="Arial" w:hAnsi="Arial" w:cs="Arial"/>
           <w:b/>
@@ -639,15 +591,9 @@
           <w:sz w:val="28"/>
           <w:szCs w:val="28"/>
         </w:rPr>
-        <w:sectPr>
-          <w:headerReference w:type="default" r:id="rId11"/>
-          <w:footerReference w:type="default" r:id="rId12"/>
-          <w:pgSz w:w="12240" w:h="15840"/>
-          <w:pgMar w:top="1417" w:right="1701" w:bottom="1417" w:left="1701" w:header="708" w:footer="708" w:gutter="0"/>
-          <w:cols w:space="708"/>
-          <w:docGrid w:linePitch="360"/>
-        </w:sectPr>
-      </w:pPr>
+        <w:lastRenderedPageBreak/>
+        <w:t xml:space="preserve">Índice de contenido </w:t>
+      </w:r>
       <w:r>
         <w:rPr>
           <w:rFonts w:ascii="Arial" w:hAnsi="Arial" w:cs="Arial"/>
@@ -657,8 +603,58 @@
           <w:sz w:val="28"/>
           <w:szCs w:val="28"/>
         </w:rPr>
-        <w:lastRenderedPageBreak/>
-        <w:t xml:space="preserve">Índice de contenido </w:t>
+        <w:br/>
+      </w:r>
+      <w:r>
+        <w:rPr>
+          <w:rFonts w:ascii="Arial" w:hAnsi="Arial" w:cs="Arial"/>
+          <w:b/>
+          <w:bCs/>
+          <w:color w:val="00B0F0"/>
+          <w:sz w:val="28"/>
+          <w:szCs w:val="28"/>
+        </w:rPr>
+        <w:br/>
+      </w:r>
+      <w:r>
+        <w:rPr>
+          <w:rFonts w:ascii="Arial" w:hAnsi="Arial" w:cs="Arial"/>
+          <w:b/>
+          <w:bCs/>
+          <w:color w:val="00B0F0"/>
+          <w:sz w:val="28"/>
+          <w:szCs w:val="28"/>
+        </w:rPr>
+        <w:br/>
+      </w:r>
+      <w:r>
+        <w:rPr>
+          <w:rFonts w:ascii="Arial" w:hAnsi="Arial" w:cs="Arial"/>
+          <w:b/>
+          <w:bCs/>
+          <w:color w:val="00B0F0"/>
+          <w:sz w:val="28"/>
+          <w:szCs w:val="28"/>
+        </w:rPr>
+        <w:br/>
+      </w:r>
+      <w:r>
+        <w:rPr>
+          <w:rFonts w:ascii="Arial" w:hAnsi="Arial"/>
+        </w:rPr>
+        <w:t>1. Introducción</w:t>
+      </w:r>
+      <w:r>
+        <w:rPr>
+          <w:rFonts w:ascii="Arial" w:hAnsi="Arial"/>
+        </w:rPr>
+        <w:tab/>
+      </w:r>
+      <w:r>
+        <w:rPr>
+          <w:rFonts w:ascii="Arial" w:hAnsi="Arial"/>
+        </w:rPr>
+        <w:t>3</w:t>
       </w:r>
     </w:p>
     <w:p>
@@ -672,15 +668,19 @@
         <w:rPr>
           <w:rFonts w:ascii="Arial" w:hAnsi="Arial"/>
         </w:rPr>
-        <w:lastRenderedPageBreak/>
-        <w:t>1. Introducción</w:t>
+        <w:t>2. Requisitos del Sistema</w:t>
       </w:r>
       <w:r>
         <w:rPr>
           <w:rFonts w:ascii="Arial" w:hAnsi="Arial"/>
         </w:rPr>
         <w:tab/>
-        <w:t>6</w:t>
+      </w:r>
+      <w:r>
+        <w:rPr>
+          <w:rFonts w:ascii="Arial" w:hAnsi="Arial"/>
+        </w:rPr>
+        <w:t>3</w:t>
       </w:r>
     </w:p>
     <w:p>
@@ -694,14 +694,19 @@
         <w:rPr>
           <w:rFonts w:ascii="Arial" w:hAnsi="Arial"/>
         </w:rPr>
-        <w:t>2. Requisitos del Sistema</w:t>
+        <w:t>3. Instalación y configuración</w:t>
       </w:r>
       <w:r>
         <w:rPr>
           <w:rFonts w:ascii="Arial" w:hAnsi="Arial"/>
         </w:rPr>
         <w:tab/>
-        <w:t>6</w:t>
+      </w:r>
+      <w:r>
+        <w:rPr>
+          <w:rFonts w:ascii="Arial" w:hAnsi="Arial"/>
+        </w:rPr>
+        <w:t>3</w:t>
       </w:r>
     </w:p>
     <w:p>
@@ -715,35 +720,19 @@
         <w:rPr>
           <w:rFonts w:ascii="Arial" w:hAnsi="Arial"/>
         </w:rPr>
-        <w:t>3. Instalación y configuración</w:t>
+        <w:t>4. Interacción del sistema</w:t>
       </w:r>
       <w:r>
         <w:rPr>
           <w:rFonts w:ascii="Arial" w:hAnsi="Arial"/>
         </w:rPr>
         <w:tab/>
-        <w:t>7</w:t>
-      </w:r>
-    </w:p>
-    <w:p>
-      <w:pPr>
-        <w:tabs>
-          <w:tab w:val="right" w:leader="dot" w:pos="8784"/>
-        </w:tabs>
-        <w:spacing w:after="80"/>
-      </w:pPr>
-      <w:r>
-        <w:rPr>
-          <w:rFonts w:ascii="Arial" w:hAnsi="Arial"/>
-        </w:rPr>
-        <w:t>4. Interacción del sistema</w:t>
-      </w:r>
-      <w:r>
-        <w:rPr>
-          <w:rFonts w:ascii="Arial" w:hAnsi="Arial"/>
-        </w:rPr>
-        <w:tab/>
-        <w:t>7</w:t>
+      </w:r>
+      <w:r>
+        <w:rPr>
+          <w:rFonts w:ascii="Arial" w:hAnsi="Arial"/>
+        </w:rPr>
+        <w:t>4</w:t>
       </w:r>
     </w:p>
     <w:p>
@@ -803,19 +792,7 @@
         <w:rPr>
           <w:rFonts w:ascii="Arial" w:hAnsi="Arial"/>
         </w:rPr>
-        <w:t xml:space="preserve"> es una plataforma web de gestión </w:t>
-      </w:r>
-      <w:r>
-        <w:rPr>
-          <w:rFonts w:ascii="Arial" w:hAnsi="Arial"/>
-        </w:rPr>
-        <w:t>para distribuidoras mayoristas, desarrollada con Django. El sistema centraliza en un solo lugar el catálogo de productos, el control de inventario, el ciclo de vida de los pedidos y su entrega, y el registro de auditoría de cada distribuidora que la utiliz</w:t>
-      </w:r>
-      <w:r>
-        <w:rPr>
-          <w:rFonts w:ascii="Arial" w:hAnsi="Arial"/>
-        </w:rPr>
-        <w:t>a.</w:t>
+        <w:t xml:space="preserve"> es una plataforma web de gestión para distribuidoras mayoristas, desarrollada con Django. El sistema centraliza en un solo lugar el catálogo de productos, el control de inventario, el ciclo de vida de los pedidos y su entrega, y el registro de auditoría de cada distribuidora que la utiliza.</w:t>
       </w:r>
     </w:p>
     <w:p>
@@ -854,13 +831,7 @@
         <w:rPr>
           <w:rFonts w:ascii="Arial" w:hAnsi="Arial"/>
         </w:rPr>
-        <w:t>) pueden operar de forma aislada dentro de la misma instalación del sistema, cada una con su propio catálogo, usuarios, tiendas y pedidos. La plataforma</w:t>
-      </w:r>
-      <w:r>
-        <w:rPr>
-          <w:rFonts w:ascii="Arial" w:hAnsi="Arial"/>
-        </w:rPr>
-        <w:t xml:space="preserve"> reconoce cinco roles de usuario, cada uno con su propia vista y permisos:</w:t>
+        <w:t>) pueden operar de forma aislada dentro de la misma instalación del sistema, cada una con su propio catálogo, usuarios, tiendas y pedidos. La plataforma reconoce cinco roles de usuario, cada uno con su propia vista y permisos:</w:t>
       </w:r>
     </w:p>
     <w:p>
@@ -892,13 +863,7 @@
         <w:rPr>
           <w:rFonts w:ascii="Arial" w:hAnsi="Arial"/>
         </w:rPr>
-        <w:t xml:space="preserve">Distribuidor: administra el catálogo, el inventario, los usuarios y las tiendas </w:t>
-      </w:r>
-      <w:r>
-        <w:rPr>
-          <w:rFonts w:ascii="Arial" w:hAnsi="Arial"/>
-        </w:rPr>
-        <w:t>de su propia empresa.</w:t>
+        <w:t>Distribuidor: administra el catálogo, el inventario, los usuarios y las tiendas de su propia empresa.</w:t>
       </w:r>
     </w:p>
     <w:p>
@@ -946,13 +911,7 @@
         <w:rPr>
           <w:rFonts w:ascii="Arial" w:hAnsi="Arial"/>
         </w:rPr>
-        <w:t>Repartidor: gestiona la cola de entregas y confirma la entrega d</w:t>
-      </w:r>
-      <w:r>
-        <w:rPr>
-          <w:rFonts w:ascii="Arial" w:hAnsi="Arial"/>
-        </w:rPr>
-        <w:t>e los pedidos despachados.</w:t>
+        <w:t>Repartidor: gestiona la cola de entregas y confirma la entrega de los pedidos despachados.</w:t>
       </w:r>
     </w:p>
     <w:p>
@@ -1003,13 +962,7 @@
         <w:rPr>
           <w:rFonts w:ascii="Arial" w:hAnsi="Arial"/>
         </w:rPr>
-        <w:t>So</w:t>
-      </w:r>
-      <w:r>
-        <w:rPr>
-          <w:rFonts w:ascii="Arial" w:hAnsi="Arial"/>
-        </w:rPr>
-        <w:t>ftware (servidor):</w:t>
+        <w:t>Software (servidor):</w:t>
       </w:r>
     </w:p>
     <w:p>
@@ -1069,19 +1022,11 @@
         </w:numPr>
         <w:spacing w:after="40"/>
       </w:pPr>
-      <w:proofErr w:type="spellStart"/>
-      <w:r>
-        <w:rPr>
-          <w:rFonts w:ascii="Arial" w:hAnsi="Arial"/>
-        </w:rPr>
-        <w:t>Pillow</w:t>
-      </w:r>
-      <w:proofErr w:type="spellEnd"/>
-      <w:r>
-        <w:rPr>
-          <w:rFonts w:ascii="Arial" w:hAnsi="Arial"/>
-        </w:rPr>
-        <w:t xml:space="preserve"> 11.0 (manejo de imágenes de productos)</w:t>
+      <w:r>
+        <w:rPr>
+          <w:rFonts w:ascii="Arial" w:hAnsi="Arial"/>
+        </w:rPr>
+        <w:t>Pillow 11.0 (manejo de imágenes de productos)</w:t>
       </w:r>
     </w:p>
     <w:p>
@@ -1093,33 +1038,11 @@
         </w:numPr>
         <w:spacing w:after="40"/>
       </w:pPr>
-      <w:proofErr w:type="spellStart"/>
-      <w:r>
-        <w:rPr>
-          <w:rFonts w:ascii="Arial" w:hAnsi="Arial"/>
-        </w:rPr>
-        <w:t>PostgreSQL</w:t>
-      </w:r>
-      <w:proofErr w:type="spellEnd"/>
-      <w:r>
-        <w:rPr>
-          <w:rFonts w:ascii="Arial" w:hAnsi="Arial"/>
-        </w:rPr>
-        <w:t xml:space="preserve"> 16 en producción (</w:t>
-      </w:r>
-      <w:proofErr w:type="spellStart"/>
-      <w:r>
-        <w:rPr>
-          <w:rFonts w:ascii="Arial" w:hAnsi="Arial"/>
-        </w:rPr>
-        <w:t>SQLite</w:t>
-      </w:r>
-      <w:proofErr w:type="spellEnd"/>
-      <w:r>
-        <w:rPr>
-          <w:rFonts w:ascii="Arial" w:hAnsi="Arial"/>
-        </w:rPr>
-        <w:t xml:space="preserve"> integrado, sin instalación adicional, para desarrollo/pruebas)</w:t>
+      <w:r>
+        <w:rPr>
+          <w:rFonts w:ascii="Arial" w:hAnsi="Arial"/>
+        </w:rPr>
+        <w:t>PostgreSQL 16 en producción (SQLite integrado, sin instalación adicional, para desarrollo/pruebas)</w:t>
       </w:r>
     </w:p>
     <w:p>
@@ -1131,67 +1054,25 @@
         </w:numPr>
         <w:spacing w:after="40"/>
       </w:pPr>
+      <w:r>
+        <w:rPr>
+          <w:rFonts w:ascii="Arial" w:hAnsi="Arial"/>
+        </w:rPr>
+        <w:t xml:space="preserve">Docker y Docker </w:t>
+      </w:r>
       <w:proofErr w:type="spellStart"/>
       <w:r>
         <w:rPr>
           <w:rFonts w:ascii="Arial" w:hAnsi="Arial"/>
         </w:rPr>
-        <w:t>Docker</w:t>
+        <w:t>Compose</w:t>
       </w:r>
       <w:proofErr w:type="spellEnd"/>
       <w:r>
         <w:rPr>
           <w:rFonts w:ascii="Arial" w:hAnsi="Arial"/>
         </w:rPr>
-        <w:t xml:space="preserve"> y </w:t>
-      </w:r>
-      <w:proofErr w:type="spellStart"/>
-      <w:r>
-        <w:rPr>
-          <w:rFonts w:ascii="Arial" w:hAnsi="Arial"/>
-        </w:rPr>
-        <w:t>Docker</w:t>
-      </w:r>
-      <w:proofErr w:type="spellEnd"/>
-      <w:r>
-        <w:rPr>
-          <w:rFonts w:ascii="Arial" w:hAnsi="Arial"/>
-        </w:rPr>
-        <w:t xml:space="preserve"> </w:t>
-      </w:r>
-      <w:proofErr w:type="spellStart"/>
-      <w:r>
-        <w:rPr>
-          <w:rFonts w:ascii="Arial" w:hAnsi="Arial"/>
-        </w:rPr>
-        <w:t>Compose</w:t>
-      </w:r>
-      <w:proofErr w:type="spellEnd"/>
-      <w:r>
-        <w:rPr>
-          <w:rFonts w:ascii="Arial" w:hAnsi="Arial"/>
-        </w:rPr>
-        <w:t xml:space="preserve"> </w:t>
-      </w:r>
-      <w:r>
-        <w:rPr>
-          <w:rFonts w:ascii="Arial" w:hAnsi="Arial"/>
-        </w:rPr>
-        <w:t xml:space="preserve">(opcional, para levantar </w:t>
-      </w:r>
-      <w:proofErr w:type="spellStart"/>
-      <w:r>
-        <w:rPr>
-          <w:rFonts w:ascii="Arial" w:hAnsi="Arial"/>
-        </w:rPr>
-        <w:t>PostgreSQL</w:t>
-      </w:r>
-      <w:proofErr w:type="spellEnd"/>
-      <w:r>
-        <w:rPr>
-          <w:rFonts w:ascii="Arial" w:hAnsi="Arial"/>
-        </w:rPr>
-        <w:t xml:space="preserve"> y </w:t>
+        <w:t xml:space="preserve"> (opcional, para levantar PostgreSQL y </w:t>
       </w:r>
       <w:proofErr w:type="spellStart"/>
       <w:r>
@@ -1305,27 +1186,7 @@
         <w:rPr>
           <w:rFonts w:ascii="Arial" w:hAnsi="Arial"/>
         </w:rPr>
-        <w:t>Navega</w:t>
-      </w:r>
-      <w:r>
-        <w:rPr>
-          <w:rFonts w:ascii="Arial" w:hAnsi="Arial"/>
-        </w:rPr>
-        <w:t xml:space="preserve">dor web actualizado (Google Chrome, Mozilla Firefox o Microsoft </w:t>
-      </w:r>
-      <w:proofErr w:type="spellStart"/>
-      <w:r>
-        <w:rPr>
-          <w:rFonts w:ascii="Arial" w:hAnsi="Arial"/>
-        </w:rPr>
-        <w:t>Edge</w:t>
-      </w:r>
-      <w:proofErr w:type="spellEnd"/>
-      <w:r>
-        <w:rPr>
-          <w:rFonts w:ascii="Arial" w:hAnsi="Arial"/>
-        </w:rPr>
-        <w:t>) y conexión a la red donde esté publicado el sistema.</w:t>
+        <w:t>Navegador web actualizado (Google Chrome, Mozilla Firefox o Microsoft Edge) y conexión a la red donde esté publicado el sistema.</w:t>
       </w:r>
     </w:p>
     <w:p>
@@ -1354,7 +1215,6 @@
           <w:sz w:val="28"/>
           <w:szCs w:val="28"/>
         </w:rPr>
-        <w:lastRenderedPageBreak/>
         <w:t xml:space="preserve">Instalación y configuración </w:t>
       </w:r>
     </w:p>
@@ -1382,6 +1242,7 @@
         <w:rPr>
           <w:rFonts w:ascii="Arial" w:hAnsi="Arial"/>
         </w:rPr>
+        <w:lastRenderedPageBreak/>
         <w:t xml:space="preserve">1. Descomprimir o clonar el proyecto </w:t>
       </w:r>
       <w:proofErr w:type="spellStart"/>
@@ -1582,13 +1443,7 @@
         <w:rPr>
           <w:rFonts w:ascii="Arial" w:hAnsi="Arial"/>
         </w:rPr>
-        <w:t xml:space="preserve"> -r r</w:t>
-      </w:r>
-      <w:r>
-        <w:rPr>
-          <w:rFonts w:ascii="Arial" w:hAnsi="Arial"/>
-        </w:rPr>
-        <w:t>equirements.txt.</w:t>
+        <w:t xml:space="preserve"> -r requirements.txt.</w:t>
       </w:r>
     </w:p>
     <w:p>
@@ -1604,49 +1459,7 @@
         <w:rPr>
           <w:rFonts w:ascii="Arial" w:hAnsi="Arial"/>
         </w:rPr>
-        <w:t xml:space="preserve">4. (Opcional, solo para usar </w:t>
-      </w:r>
-      <w:proofErr w:type="spellStart"/>
-      <w:r>
-        <w:rPr>
-          <w:rFonts w:ascii="Arial" w:hAnsi="Arial"/>
-        </w:rPr>
-        <w:t>PostgreSQL</w:t>
-      </w:r>
-      <w:proofErr w:type="spellEnd"/>
-      <w:r>
-        <w:rPr>
-          <w:rFonts w:ascii="Arial" w:hAnsi="Arial"/>
-        </w:rPr>
-        <w:t xml:space="preserve"> en vez de </w:t>
-      </w:r>
-      <w:proofErr w:type="spellStart"/>
-      <w:r>
-        <w:rPr>
-          <w:rFonts w:ascii="Arial" w:hAnsi="Arial"/>
-        </w:rPr>
-        <w:t>SQLite</w:t>
-      </w:r>
-      <w:proofErr w:type="spellEnd"/>
-      <w:r>
-        <w:rPr>
-          <w:rFonts w:ascii="Arial" w:hAnsi="Arial"/>
-        </w:rPr>
-        <w:t xml:space="preserve">) Levantar la base de datos con </w:t>
-      </w:r>
-      <w:proofErr w:type="spellStart"/>
-      <w:r>
-        <w:rPr>
-          <w:rFonts w:ascii="Arial" w:hAnsi="Arial"/>
-        </w:rPr>
-        <w:t>Docker</w:t>
-      </w:r>
-      <w:proofErr w:type="spellEnd"/>
-      <w:r>
-        <w:rPr>
-          <w:rFonts w:ascii="Arial" w:hAnsi="Arial"/>
-        </w:rPr>
-        <w:t xml:space="preserve">: </w:t>
+        <w:t xml:space="preserve">4. (Opcional, solo para usar PostgreSQL en vez de SQLite) Levantar la base de datos con Docker: </w:t>
       </w:r>
       <w:proofErr w:type="spellStart"/>
       <w:r>
@@ -1711,13 +1524,7 @@
         <w:rPr>
           <w:rFonts w:ascii="Arial" w:hAnsi="Arial"/>
         </w:rPr>
-        <w:t>migr</w:t>
-      </w:r>
-      <w:r>
-        <w:rPr>
-          <w:rFonts w:ascii="Arial" w:hAnsi="Arial"/>
-        </w:rPr>
-        <w:t>ate</w:t>
+        <w:t>migrate</w:t>
       </w:r>
       <w:proofErr w:type="spellEnd"/>
       <w:r>
@@ -1828,13 +1635,7 @@
         <w:rPr>
           <w:rFonts w:ascii="Arial" w:hAnsi="Arial"/>
         </w:rPr>
-        <w:t>8. Abrir el navegador en http://127.0.0.1:8000/ e iniciar sesión con el usuario cr</w:t>
-      </w:r>
-      <w:r>
-        <w:rPr>
-          <w:rFonts w:ascii="Arial" w:hAnsi="Arial"/>
-        </w:rPr>
-        <w:t>eado.</w:t>
+        <w:t>8. Abrir el navegador en http://127.0.0.1:8000/ e iniciar sesión con el usuario creado.</w:t>
       </w:r>
     </w:p>
     <w:p>
@@ -1884,21 +1685,7 @@
         <w:rPr>
           <w:rFonts w:ascii="Arial" w:hAnsi="Arial"/>
         </w:rPr>
-        <w:t xml:space="preserve">Si no se configuran, el sistema arranca igualmente en modo desarrollo con </w:t>
-      </w:r>
-      <w:proofErr w:type="spellStart"/>
-      <w:r>
-        <w:rPr>
-          <w:rFonts w:ascii="Arial" w:hAnsi="Arial"/>
-        </w:rPr>
-        <w:t>SQLite</w:t>
-      </w:r>
-      <w:proofErr w:type="spellEnd"/>
-      <w:r>
-        <w:rPr>
-          <w:rFonts w:ascii="Arial" w:hAnsi="Arial"/>
-        </w:rPr>
-        <w:t>.</w:t>
+        <w:t>Si no se configuran, el sistema arranca igualmente en modo desarrollo con SQLite.</w:t>
       </w:r>
     </w:p>
     <w:p>
@@ -1951,25 +1738,17 @@
         </w:rPr>
         <w:t xml:space="preserve">A </w:t>
       </w:r>
-      <w:proofErr w:type="gramStart"/>
-      <w:r>
-        <w:rPr>
-          <w:rFonts w:ascii="Arial" w:hAnsi="Arial"/>
-        </w:rPr>
-        <w:t>continuación</w:t>
-      </w:r>
-      <w:proofErr w:type="gramEnd"/>
-      <w:r>
-        <w:rPr>
-          <w:rFonts w:ascii="Arial" w:hAnsi="Arial"/>
-        </w:rPr>
-        <w:t xml:space="preserve"> se describen las pantallas principales del sistema, organizadas por rol de usuario. Todos los roles inician sesión desde la misma pantalla de acceso; una vez autenticado, cada usuario es dirigido automáticamente a la pantalla de </w:t>
-      </w:r>
-      <w:r>
-        <w:rPr>
-          <w:rFonts w:ascii="Arial" w:hAnsi="Arial"/>
-        </w:rPr>
-        <w:t>inicio que corresponde a su rol.</w:t>
+      <w:r>
+        <w:rPr>
+          <w:rFonts w:ascii="Arial" w:hAnsi="Arial"/>
+        </w:rPr>
+        <w:t>continuación,</w:t>
+      </w:r>
+      <w:r>
+        <w:rPr>
+          <w:rFonts w:ascii="Arial" w:hAnsi="Arial"/>
+        </w:rPr>
+        <w:t xml:space="preserve"> se describen las pantallas principales del sistema, organizadas por rol de usuario. Todos los roles inician sesión desde la misma pantalla de acceso; una vez autenticado, cada usuario es dirigido automáticamente a la pantalla de inicio que corresponde a su rol.</w:t>
       </w:r>
     </w:p>
     <w:p>
@@ -2009,7 +1788,7 @@
         </w:rPr>
         <w:lastRenderedPageBreak/>
         <w:drawing>
-          <wp:inline distT="0" distB="0" distL="0" distR="0">
+          <wp:inline distT="0" distB="0" distL="0" distR="0" wp14:anchorId="7AC42480" wp14:editId="51B92D59">
             <wp:extent cx="5486400" cy="3429000"/>
             <wp:effectExtent l="0" t="0" r="0" b="0"/>
             <wp:docPr id="1" name="Picture 1"/>
@@ -2024,7 +1803,7 @@
                     <pic:cNvPicPr/>
                   </pic:nvPicPr>
                   <pic:blipFill>
-                    <a:blip r:embed="rId13"/>
+                    <a:blip r:embed="rId11"/>
                     <a:stretch>
                       <a:fillRect/>
                     </a:stretch>
@@ -2055,15 +1834,7 @@
           <w:i/>
           <w:sz w:val="21"/>
         </w:rPr>
-        <w:t>Todos los usuarios ingresan con su correo electrónico y contraseña. La opción “Recordarme” mantiene la sesión abierta; si no se marca, la sesión se cierra al cerrar el navegad</w:t>
-      </w:r>
-      <w:r>
-        <w:rPr>
-          <w:rFonts w:ascii="Arial" w:hAnsi="Arial"/>
-          <w:i/>
-          <w:sz w:val="21"/>
-        </w:rPr>
-        <w:t>or. Incluye un enlace para recuperar la contraseña.</w:t>
+        <w:t>Todos los usuarios ingresan con su correo electrónico y contraseña. La opción “Recordarme” mantiene la sesión abierta; si no se marca, la sesión se cierra al cerrar el navegador. Incluye un enlace para recuperar la contraseña.</w:t>
       </w:r>
     </w:p>
     <w:p>
@@ -2115,7 +1886,7 @@
         </w:rPr>
         <w:lastRenderedPageBreak/>
         <w:drawing>
-          <wp:inline distT="0" distB="0" distL="0" distR="0">
+          <wp:inline distT="0" distB="0" distL="0" distR="0" wp14:anchorId="480D8A12" wp14:editId="4A76AD1B">
             <wp:extent cx="5486400" cy="3429000"/>
             <wp:effectExtent l="0" t="0" r="0" b="0"/>
             <wp:docPr id="2" name="Picture 2"/>
@@ -2127,6 +1898,168 @@
                 <pic:pic xmlns:pic="http://schemas.openxmlformats.org/drawingml/2006/picture">
                   <pic:nvPicPr>
                     <pic:cNvPr id="0" name="01_operador_dashboard.png"/>
+                    <pic:cNvPicPr/>
+                  </pic:nvPicPr>
+                  <pic:blipFill>
+                    <a:blip r:embed="rId12"/>
+                    <a:stretch>
+                      <a:fillRect/>
+                    </a:stretch>
+                  </pic:blipFill>
+                  <pic:spPr>
+                    <a:xfrm>
+                      <a:off x="0" y="0"/>
+                      <a:ext cx="5486400" cy="3429000"/>
+                    </a:xfrm>
+                    <a:prstGeom prst="rect">
+                      <a:avLst/>
+                    </a:prstGeom>
+                  </pic:spPr>
+                </pic:pic>
+              </a:graphicData>
+            </a:graphic>
+          </wp:inline>
+        </w:drawing>
+      </w:r>
+    </w:p>
+    <w:p>
+      <w:pPr>
+        <w:spacing w:after="280"/>
+      </w:pPr>
+      <w:r>
+        <w:rPr>
+          <w:rFonts w:ascii="Arial" w:hAnsi="Arial"/>
+          <w:i/>
+          <w:sz w:val="21"/>
+        </w:rPr>
+        <w:t>Pantalla de inicio del operador: lista todas las distribuidoras (</w:t>
+      </w:r>
+      <w:proofErr w:type="spellStart"/>
+      <w:r>
+        <w:rPr>
+          <w:rFonts w:ascii="Arial" w:hAnsi="Arial"/>
+          <w:i/>
+          <w:sz w:val="21"/>
+        </w:rPr>
+        <w:t>tenants</w:t>
+      </w:r>
+      <w:proofErr w:type="spellEnd"/>
+      <w:r>
+        <w:rPr>
+          <w:rFonts w:ascii="Arial" w:hAnsi="Arial"/>
+          <w:i/>
+          <w:sz w:val="21"/>
+        </w:rPr>
+        <w:t>) registradas en la plataforma junto con totales por estado (Activo, Suspendido, Prueba, Cancelado).</w:t>
+      </w:r>
+    </w:p>
+    <w:p>
+      <w:pPr>
+        <w:spacing w:before="200" w:after="40"/>
+      </w:pPr>
+      <w:r>
+        <w:rPr>
+          <w:rFonts w:ascii="Arial" w:hAnsi="Arial"/>
+          <w:b/>
+        </w:rPr>
+        <w:t>Detalle de una distribuidora</w:t>
+      </w:r>
+    </w:p>
+    <w:p>
+      <w:pPr>
+        <w:spacing w:after="80"/>
+      </w:pPr>
+      <w:r>
+        <w:rPr>
+          <w:noProof/>
+          <w:lang w:val="en-US"/>
+        </w:rPr>
+        <w:lastRenderedPageBreak/>
+        <w:drawing>
+          <wp:inline distT="0" distB="0" distL="0" distR="0" wp14:anchorId="45DBB31C" wp14:editId="18730BE5">
+            <wp:extent cx="5486400" cy="4191000"/>
+            <wp:effectExtent l="0" t="0" r="0" b="0"/>
+            <wp:docPr id="3" name="Picture 3"/>
+            <wp:cNvGraphicFramePr>
+              <a:graphicFrameLocks xmlns:a="http://schemas.openxmlformats.org/drawingml/2006/main" noChangeAspect="1"/>
+            </wp:cNvGraphicFramePr>
+            <a:graphic xmlns:a="http://schemas.openxmlformats.org/drawingml/2006/main">
+              <a:graphicData uri="http://schemas.openxmlformats.org/drawingml/2006/picture">
+                <pic:pic xmlns:pic="http://schemas.openxmlformats.org/drawingml/2006/picture">
+                  <pic:nvPicPr>
+                    <pic:cNvPr id="0" name="02_operador_detalle_distribuidor.png"/>
+                    <pic:cNvPicPr/>
+                  </pic:nvPicPr>
+                  <pic:blipFill>
+                    <a:blip r:embed="rId13"/>
+                    <a:stretch>
+                      <a:fillRect/>
+                    </a:stretch>
+                  </pic:blipFill>
+                  <pic:spPr>
+                    <a:xfrm>
+                      <a:off x="0" y="0"/>
+                      <a:ext cx="5486400" cy="4191000"/>
+                    </a:xfrm>
+                    <a:prstGeom prst="rect">
+                      <a:avLst/>
+                    </a:prstGeom>
+                  </pic:spPr>
+                </pic:pic>
+              </a:graphicData>
+            </a:graphic>
+          </wp:inline>
+        </w:drawing>
+      </w:r>
+    </w:p>
+    <w:p>
+      <w:pPr>
+        <w:spacing w:after="280"/>
+      </w:pPr>
+      <w:r>
+        <w:rPr>
+          <w:rFonts w:ascii="Arial" w:hAnsi="Arial"/>
+          <w:i/>
+          <w:sz w:val="21"/>
+        </w:rPr>
+        <w:t>Muestra los usuarios de la distribuidora seleccionada y sus últimas 20 entradas de auditoría. Desde aquí el operador puede activar o suspender su acceso a la plataforma.</w:t>
+      </w:r>
+    </w:p>
+    <w:p>
+      <w:pPr>
+        <w:spacing w:before="200" w:after="40"/>
+      </w:pPr>
+      <w:r>
+        <w:rPr>
+          <w:rFonts w:ascii="Arial" w:hAnsi="Arial"/>
+          <w:b/>
+        </w:rPr>
+        <w:t>Invitaciones a nuevas distribuidoras</w:t>
+      </w:r>
+    </w:p>
+    <w:p>
+      <w:pPr>
+        <w:spacing w:after="80"/>
+      </w:pPr>
+      <w:r>
+        <w:rPr>
+          <w:noProof/>
+          <w:lang w:val="en-US"/>
+        </w:rPr>
+        <w:lastRenderedPageBreak/>
+        <w:drawing>
+          <wp:inline distT="0" distB="0" distL="0" distR="0" wp14:anchorId="109C180D" wp14:editId="4F53659E">
+            <wp:extent cx="5486400" cy="3429000"/>
+            <wp:effectExtent l="0" t="0" r="0" b="0"/>
+            <wp:docPr id="4" name="Picture 4"/>
+            <wp:cNvGraphicFramePr>
+              <a:graphicFrameLocks xmlns:a="http://schemas.openxmlformats.org/drawingml/2006/main" noChangeAspect="1"/>
+            </wp:cNvGraphicFramePr>
+            <a:graphic xmlns:a="http://schemas.openxmlformats.org/drawingml/2006/main">
+              <a:graphicData uri="http://schemas.openxmlformats.org/drawingml/2006/picture">
+                <pic:pic xmlns:pic="http://schemas.openxmlformats.org/drawingml/2006/picture">
+                  <pic:nvPicPr>
+                    <pic:cNvPr id="0" name="02b_operador_invitaciones_distribuidor.png"/>
                     <pic:cNvPicPr/>
                   </pic:nvPicPr>
                   <pic:blipFill>
@@ -2161,33 +2094,33 @@
           <w:i/>
           <w:sz w:val="21"/>
         </w:rPr>
-        <w:t>Pantalla de inicio del operador: lista to</w:t>
-      </w:r>
-      <w:r>
-        <w:rPr>
-          <w:rFonts w:ascii="Arial" w:hAnsi="Arial"/>
-          <w:i/>
+        <w:t>El operador emite enlaces de invitación de un solo uso y con fecha de expiración para que una nueva empresa se registre por sí misma como distribuidora en la plataforma.</w:t>
+      </w:r>
+    </w:p>
+    <w:p>
+      <w:pPr>
+        <w:spacing w:before="280" w:after="120"/>
+      </w:pPr>
+      <w:r>
+        <w:rPr>
+          <w:rFonts w:ascii="Arial" w:hAnsi="Arial"/>
+          <w:b/>
+          <w:color w:val="1F3864"/>
+          <w:sz w:val="26"/>
+        </w:rPr>
+        <w:t>Rol: Distribuidor</w:t>
+      </w:r>
+    </w:p>
+    <w:p>
+      <w:pPr>
+        <w:spacing w:after="120"/>
+      </w:pPr>
+      <w:r>
+        <w:rPr>
+          <w:rFonts w:ascii="Arial" w:hAnsi="Arial"/>
           <w:sz w:val="21"/>
         </w:rPr>
-        <w:t>das las distribuidoras (</w:t>
-      </w:r>
-      <w:proofErr w:type="spellStart"/>
-      <w:r>
-        <w:rPr>
-          <w:rFonts w:ascii="Arial" w:hAnsi="Arial"/>
-          <w:i/>
-          <w:sz w:val="21"/>
-        </w:rPr>
-        <w:t>tenants</w:t>
-      </w:r>
-      <w:proofErr w:type="spellEnd"/>
-      <w:r>
-        <w:rPr>
-          <w:rFonts w:ascii="Arial" w:hAnsi="Arial"/>
-          <w:i/>
-          <w:sz w:val="21"/>
-        </w:rPr>
-        <w:t>) registradas en la plataforma junto con totales por estado (Activo, Suspendido, Prueba, Cancelado).</w:t>
+        <w:t>El distribuidor administra el catálogo, el inventario, los usuarios y las tiendas de su propia empresa.</w:t>
       </w:r>
     </w:p>
     <w:p>
@@ -2199,7 +2132,7 @@
           <w:rFonts w:ascii="Arial" w:hAnsi="Arial"/>
           <w:b/>
         </w:rPr>
-        <w:t>Detalle de una distribuidora</w:t>
+        <w:t>Panel del distribuidor</w:t>
       </w:r>
     </w:p>
     <w:p>
@@ -2213,10 +2146,10 @@
         </w:rPr>
         <w:lastRenderedPageBreak/>
         <w:drawing>
-          <wp:inline distT="0" distB="0" distL="0" distR="0">
-            <wp:extent cx="5486400" cy="4191000"/>
+          <wp:inline distT="0" distB="0" distL="0" distR="0" wp14:anchorId="4D6E2F65" wp14:editId="171D1D18">
+            <wp:extent cx="5486400" cy="5604510"/>
             <wp:effectExtent l="0" t="0" r="0" b="0"/>
-            <wp:docPr id="3" name="Picture 3"/>
+            <wp:docPr id="5" name="Picture 5"/>
             <wp:cNvGraphicFramePr>
               <a:graphicFrameLocks xmlns:a="http://schemas.openxmlformats.org/drawingml/2006/main" noChangeAspect="1"/>
             </wp:cNvGraphicFramePr>
@@ -2224,7 +2157,7 @@
               <a:graphicData uri="http://schemas.openxmlformats.org/drawingml/2006/picture">
                 <pic:pic xmlns:pic="http://schemas.openxmlformats.org/drawingml/2006/picture">
                   <pic:nvPicPr>
-                    <pic:cNvPr id="0" name="02_operador_detalle_distribuidor.png"/>
+                    <pic:cNvPr id="0" name="03_distribuidor_dashboard.png"/>
                     <pic:cNvPicPr/>
                   </pic:nvPicPr>
                   <pic:blipFill>
@@ -2236,7 +2169,7 @@
                   <pic:spPr>
                     <a:xfrm>
                       <a:off x="0" y="0"/>
-                      <a:ext cx="5486400" cy="4191000"/>
+                      <a:ext cx="5486400" cy="5604510"/>
                     </a:xfrm>
                     <a:prstGeom prst="rect">
                       <a:avLst/>
@@ -2259,15 +2192,7 @@
           <w:i/>
           <w:sz w:val="21"/>
         </w:rPr>
-        <w:t>Muestra los usuarios de la distribuidora seleccionada y sus últimas 20 entradas de auditoría.</w:t>
-      </w:r>
-      <w:r>
-        <w:rPr>
-          <w:rFonts w:ascii="Arial" w:hAnsi="Arial"/>
-          <w:i/>
-          <w:sz w:val="21"/>
-        </w:rPr>
-        <w:t xml:space="preserve"> Desde aquí el operador puede activar o suspender su acceso a la plataforma.</w:t>
+        <w:t>Pantalla de inicio del distribuidor, con indicadores generales de su operación (pedidos, inventario, tiendas, alertas de stock bajo).</w:t>
       </w:r>
     </w:p>
     <w:p>
@@ -2279,7 +2204,7 @@
           <w:rFonts w:ascii="Arial" w:hAnsi="Arial"/>
           <w:b/>
         </w:rPr>
-        <w:t>Invitaciones a nuevas distribuidoras</w:t>
+        <w:t>Gestión de usuarios</w:t>
       </w:r>
     </w:p>
     <w:p>
@@ -2293,10 +2218,10 @@
         </w:rPr>
         <w:lastRenderedPageBreak/>
         <w:drawing>
-          <wp:inline distT="0" distB="0" distL="0" distR="0">
-            <wp:extent cx="5486400" cy="3429000"/>
+          <wp:inline distT="0" distB="0" distL="0" distR="0" wp14:anchorId="52F1EEAB" wp14:editId="265E04DE">
+            <wp:extent cx="5486400" cy="5871210"/>
             <wp:effectExtent l="0" t="0" r="0" b="0"/>
-            <wp:docPr id="4" name="Picture 4"/>
+            <wp:docPr id="6" name="Picture 6"/>
             <wp:cNvGraphicFramePr>
               <a:graphicFrameLocks xmlns:a="http://schemas.openxmlformats.org/drawingml/2006/main" noChangeAspect="1"/>
             </wp:cNvGraphicFramePr>
@@ -2304,11 +2229,227 @@
               <a:graphicData uri="http://schemas.openxmlformats.org/drawingml/2006/picture">
                 <pic:pic xmlns:pic="http://schemas.openxmlformats.org/drawingml/2006/picture">
                   <pic:nvPicPr>
-                    <pic:cNvPr id="0" name="02b_operador_invitaciones_distribuidor.png"/>
+                    <pic:cNvPr id="0" name="04_distribuidor_usuarios.png"/>
                     <pic:cNvPicPr/>
                   </pic:nvPicPr>
                   <pic:blipFill>
                     <a:blip r:embed="rId16"/>
+                    <a:stretch>
+                      <a:fillRect/>
+                    </a:stretch>
+                  </pic:blipFill>
+                  <pic:spPr>
+                    <a:xfrm>
+                      <a:off x="0" y="0"/>
+                      <a:ext cx="5486400" cy="5871210"/>
+                    </a:xfrm>
+                    <a:prstGeom prst="rect">
+                      <a:avLst/>
+                    </a:prstGeom>
+                  </pic:spPr>
+                </pic:pic>
+              </a:graphicData>
+            </a:graphic>
+          </wp:inline>
+        </w:drawing>
+      </w:r>
+    </w:p>
+    <w:p>
+      <w:pPr>
+        <w:spacing w:after="280"/>
+      </w:pPr>
+      <w:r>
+        <w:rPr>
+          <w:rFonts w:ascii="Arial" w:hAnsi="Arial"/>
+          <w:i/>
+          <w:sz w:val="21"/>
+        </w:rPr>
+        <w:t>Listado de los usuarios de la distribuidora (vendedores, repartidores, dueños de tienda), con opciones para crear, editar y eliminar cuentas.</w:t>
+      </w:r>
+    </w:p>
+    <w:p>
+      <w:pPr>
+        <w:spacing w:before="200" w:after="40"/>
+      </w:pPr>
+      <w:r>
+        <w:rPr>
+          <w:rFonts w:ascii="Arial" w:hAnsi="Arial"/>
+          <w:b/>
+        </w:rPr>
+        <w:t>Catálogo de productos</w:t>
+      </w:r>
+    </w:p>
+    <w:p>
+      <w:pPr>
+        <w:spacing w:after="80"/>
+      </w:pPr>
+      <w:r>
+        <w:rPr>
+          <w:noProof/>
+          <w:lang w:val="en-US"/>
+        </w:rPr>
+        <w:lastRenderedPageBreak/>
+        <w:drawing>
+          <wp:inline distT="0" distB="0" distL="0" distR="0" wp14:anchorId="7FED7DF4" wp14:editId="5505FA84">
+            <wp:extent cx="5486400" cy="3451860"/>
+            <wp:effectExtent l="0" t="0" r="0" b="0"/>
+            <wp:docPr id="7" name="Picture 7"/>
+            <wp:cNvGraphicFramePr>
+              <a:graphicFrameLocks xmlns:a="http://schemas.openxmlformats.org/drawingml/2006/main" noChangeAspect="1"/>
+            </wp:cNvGraphicFramePr>
+            <a:graphic xmlns:a="http://schemas.openxmlformats.org/drawingml/2006/main">
+              <a:graphicData uri="http://schemas.openxmlformats.org/drawingml/2006/picture">
+                <pic:pic xmlns:pic="http://schemas.openxmlformats.org/drawingml/2006/picture">
+                  <pic:nvPicPr>
+                    <pic:cNvPr id="0" name="06_catalogo_productos.png"/>
+                    <pic:cNvPicPr/>
+                  </pic:nvPicPr>
+                  <pic:blipFill>
+                    <a:blip r:embed="rId17"/>
+                    <a:stretch>
+                      <a:fillRect/>
+                    </a:stretch>
+                  </pic:blipFill>
+                  <pic:spPr>
+                    <a:xfrm>
+                      <a:off x="0" y="0"/>
+                      <a:ext cx="5486400" cy="3451860"/>
+                    </a:xfrm>
+                    <a:prstGeom prst="rect">
+                      <a:avLst/>
+                    </a:prstGeom>
+                  </pic:spPr>
+                </pic:pic>
+              </a:graphicData>
+            </a:graphic>
+          </wp:inline>
+        </w:drawing>
+      </w:r>
+    </w:p>
+    <w:p>
+      <w:pPr>
+        <w:spacing w:after="280"/>
+      </w:pPr>
+      <w:r>
+        <w:rPr>
+          <w:rFonts w:ascii="Arial" w:hAnsi="Arial"/>
+          <w:i/>
+          <w:sz w:val="21"/>
+        </w:rPr>
+        <w:t>Listado de productos con su SKU, precio, categoría, marca y estado (activo, inactivo o descontinuado), con acceso a crear, editar, desactivar/reactivar o descontinuar cada producto.</w:t>
+      </w:r>
+    </w:p>
+    <w:p>
+      <w:pPr>
+        <w:spacing w:before="200" w:after="40"/>
+      </w:pPr>
+      <w:r>
+        <w:rPr>
+          <w:rFonts w:ascii="Arial" w:hAnsi="Arial"/>
+          <w:b/>
+        </w:rPr>
+        <w:t>Creación de un producto</w:t>
+      </w:r>
+    </w:p>
+    <w:p>
+      <w:pPr>
+        <w:spacing w:after="80"/>
+      </w:pPr>
+      <w:r>
+        <w:rPr>
+          <w:noProof/>
+          <w:lang w:val="en-US"/>
+        </w:rPr>
+        <w:lastRenderedPageBreak/>
+        <w:drawing>
+          <wp:inline distT="0" distB="0" distL="0" distR="0" wp14:anchorId="616883FA" wp14:editId="019BE87D">
+            <wp:extent cx="5486400" cy="5928360"/>
+            <wp:effectExtent l="0" t="0" r="0" b="0"/>
+            <wp:docPr id="8" name="Picture 8"/>
+            <wp:cNvGraphicFramePr>
+              <a:graphicFrameLocks xmlns:a="http://schemas.openxmlformats.org/drawingml/2006/main" noChangeAspect="1"/>
+            </wp:cNvGraphicFramePr>
+            <a:graphic xmlns:a="http://schemas.openxmlformats.org/drawingml/2006/main">
+              <a:graphicData uri="http://schemas.openxmlformats.org/drawingml/2006/picture">
+                <pic:pic xmlns:pic="http://schemas.openxmlformats.org/drawingml/2006/picture">
+                  <pic:nvPicPr>
+                    <pic:cNvPr id="0" name="07_catalogo_crear_producto.png"/>
+                    <pic:cNvPicPr/>
+                  </pic:nvPicPr>
+                  <pic:blipFill>
+                    <a:blip r:embed="rId18"/>
+                    <a:stretch>
+                      <a:fillRect/>
+                    </a:stretch>
+                  </pic:blipFill>
+                  <pic:spPr>
+                    <a:xfrm>
+                      <a:off x="0" y="0"/>
+                      <a:ext cx="5486400" cy="5928360"/>
+                    </a:xfrm>
+                    <a:prstGeom prst="rect">
+                      <a:avLst/>
+                    </a:prstGeom>
+                  </pic:spPr>
+                </pic:pic>
+              </a:graphicData>
+            </a:graphic>
+          </wp:inline>
+        </w:drawing>
+      </w:r>
+    </w:p>
+    <w:p>
+      <w:pPr>
+        <w:spacing w:after="280"/>
+      </w:pPr>
+      <w:r>
+        <w:rPr>
+          <w:rFonts w:ascii="Arial" w:hAnsi="Arial"/>
+          <w:i/>
+          <w:sz w:val="21"/>
+        </w:rPr>
+        <w:t>Formulario para registrar un nuevo producto: nombre, descripción, precio (sin IVA), categoría, marca, unidad de medida, SKU, código de barras y umbral de stock bajo.</w:t>
+      </w:r>
+    </w:p>
+    <w:p>
+      <w:pPr>
+        <w:spacing w:before="200" w:after="40"/>
+      </w:pPr>
+      <w:r>
+        <w:rPr>
+          <w:rFonts w:ascii="Arial" w:hAnsi="Arial"/>
+          <w:b/>
+        </w:rPr>
+        <w:t>Inventario</w:t>
+      </w:r>
+    </w:p>
+    <w:p>
+      <w:pPr>
+        <w:spacing w:after="80"/>
+      </w:pPr>
+      <w:r>
+        <w:rPr>
+          <w:noProof/>
+          <w:lang w:val="en-US"/>
+        </w:rPr>
+        <w:lastRenderedPageBreak/>
+        <w:drawing>
+          <wp:inline distT="0" distB="0" distL="0" distR="0" wp14:anchorId="5532AEA5" wp14:editId="1462C25E">
+            <wp:extent cx="5486400" cy="3429000"/>
+            <wp:effectExtent l="0" t="0" r="0" b="0"/>
+            <wp:docPr id="9" name="Picture 9"/>
+            <wp:cNvGraphicFramePr>
+              <a:graphicFrameLocks xmlns:a="http://schemas.openxmlformats.org/drawingml/2006/main" noChangeAspect="1"/>
+            </wp:cNvGraphicFramePr>
+            <a:graphic xmlns:a="http://schemas.openxmlformats.org/drawingml/2006/main">
+              <a:graphicData uri="http://schemas.openxmlformats.org/drawingml/2006/picture">
+                <pic:pic xmlns:pic="http://schemas.openxmlformats.org/drawingml/2006/picture">
+                  <pic:nvPicPr>
+                    <pic:cNvPr id="0" name="08_catalogo_inventario.png"/>
+                    <pic:cNvPicPr/>
+                  </pic:nvPicPr>
+                  <pic:blipFill>
+                    <a:blip r:embed="rId19"/>
                     <a:stretch>
                       <a:fillRect/>
                     </a:stretch>
@@ -2339,53 +2480,19 @@
           <w:i/>
           <w:sz w:val="21"/>
         </w:rPr>
-        <w:t xml:space="preserve">El operador emite enlaces de invitación de un solo uso y con fecha de expiración para que una nueva empresa se registre por sí misma como </w:t>
-      </w:r>
-      <w:r>
-        <w:rPr>
-          <w:rFonts w:ascii="Arial" w:hAnsi="Arial"/>
-          <w:i/>
-          <w:sz w:val="21"/>
-        </w:rPr>
-        <w:t>distribuidora en la plataforma.</w:t>
-      </w:r>
-    </w:p>
-    <w:p>
-      <w:pPr>
-        <w:spacing w:before="280" w:after="120"/>
+        <w:t>Vista del stock disponible por producto y bodega, con indicadores visuales de “Agotado” o “Stock bajo”, y accesos para recibir mercadería, contar, ajustar y revisar el historial de movimientos de cada producto.</w:t>
+      </w:r>
+    </w:p>
+    <w:p>
+      <w:pPr>
+        <w:spacing w:before="200" w:after="40"/>
       </w:pPr>
       <w:r>
         <w:rPr>
           <w:rFonts w:ascii="Arial" w:hAnsi="Arial"/>
           <w:b/>
-          <w:color w:val="1F3864"/>
-          <w:sz w:val="26"/>
-        </w:rPr>
-        <w:t>Rol: Distribuidor</w:t>
-      </w:r>
-    </w:p>
-    <w:p>
-      <w:pPr>
-        <w:spacing w:after="120"/>
-      </w:pPr>
-      <w:r>
-        <w:rPr>
-          <w:rFonts w:ascii="Arial" w:hAnsi="Arial"/>
-          <w:sz w:val="21"/>
-        </w:rPr>
-        <w:t>El distribuidor administra el catálogo, el inventario, los usuarios y las tiendas de su propia empresa.</w:t>
-      </w:r>
-    </w:p>
-    <w:p>
-      <w:pPr>
-        <w:spacing w:before="200" w:after="40"/>
-      </w:pPr>
-      <w:r>
-        <w:rPr>
-          <w:rFonts w:ascii="Arial" w:hAnsi="Arial"/>
-          <w:b/>
-        </w:rPr>
-        <w:t>Panel del distribuidor</w:t>
+        </w:rPr>
+        <w:t>Categorías</w:t>
       </w:r>
     </w:p>
     <w:p>
@@ -2397,12 +2504,11 @@
           <w:noProof/>
           <w:lang w:val="en-US"/>
         </w:rPr>
-        <w:lastRenderedPageBreak/>
         <w:drawing>
-          <wp:inline distT="0" distB="0" distL="0" distR="0">
-            <wp:extent cx="5486400" cy="5604510"/>
+          <wp:inline distT="0" distB="0" distL="0" distR="0" wp14:anchorId="2BC74799" wp14:editId="17127BF2">
+            <wp:extent cx="5486400" cy="3429000"/>
             <wp:effectExtent l="0" t="0" r="0" b="0"/>
-            <wp:docPr id="5" name="Picture 5"/>
+            <wp:docPr id="10" name="Picture 10"/>
             <wp:cNvGraphicFramePr>
               <a:graphicFrameLocks xmlns:a="http://schemas.openxmlformats.org/drawingml/2006/main" noChangeAspect="1"/>
             </wp:cNvGraphicFramePr>
@@ -2410,239 +2516,7 @@
               <a:graphicData uri="http://schemas.openxmlformats.org/drawingml/2006/picture">
                 <pic:pic xmlns:pic="http://schemas.openxmlformats.org/drawingml/2006/picture">
                   <pic:nvPicPr>
-                    <pic:cNvPr id="0" name="03_distribuidor_dashboard.png"/>
-                    <pic:cNvPicPr/>
-                  </pic:nvPicPr>
-                  <pic:blipFill>
-                    <a:blip r:embed="rId17"/>
-                    <a:stretch>
-                      <a:fillRect/>
-                    </a:stretch>
-                  </pic:blipFill>
-                  <pic:spPr>
-                    <a:xfrm>
-                      <a:off x="0" y="0"/>
-                      <a:ext cx="5486400" cy="5604510"/>
-                    </a:xfrm>
-                    <a:prstGeom prst="rect">
-                      <a:avLst/>
-                    </a:prstGeom>
-                  </pic:spPr>
-                </pic:pic>
-              </a:graphicData>
-            </a:graphic>
-          </wp:inline>
-        </w:drawing>
-      </w:r>
-    </w:p>
-    <w:p>
-      <w:pPr>
-        <w:spacing w:after="280"/>
-      </w:pPr>
-      <w:r>
-        <w:rPr>
-          <w:rFonts w:ascii="Arial" w:hAnsi="Arial"/>
-          <w:i/>
-          <w:sz w:val="21"/>
-        </w:rPr>
-        <w:t>Pantalla de inicio del distribuidor, con indicadores generales de su operació</w:t>
-      </w:r>
-      <w:r>
-        <w:rPr>
-          <w:rFonts w:ascii="Arial" w:hAnsi="Arial"/>
-          <w:i/>
-          <w:sz w:val="21"/>
-        </w:rPr>
-        <w:t>n (pedidos, inventario, tiendas, alertas de stock bajo).</w:t>
-      </w:r>
-    </w:p>
-    <w:p>
-      <w:pPr>
-        <w:spacing w:before="200" w:after="40"/>
-      </w:pPr>
-      <w:r>
-        <w:rPr>
-          <w:rFonts w:ascii="Arial" w:hAnsi="Arial"/>
-          <w:b/>
-        </w:rPr>
-        <w:t>Gestión de usuarios</w:t>
-      </w:r>
-    </w:p>
-    <w:p>
-      <w:pPr>
-        <w:spacing w:after="80"/>
-      </w:pPr>
-      <w:r>
-        <w:rPr>
-          <w:noProof/>
-          <w:lang w:val="en-US"/>
-        </w:rPr>
-        <w:lastRenderedPageBreak/>
-        <w:drawing>
-          <wp:inline distT="0" distB="0" distL="0" distR="0">
-            <wp:extent cx="5486400" cy="5871210"/>
-            <wp:effectExtent l="0" t="0" r="0" b="0"/>
-            <wp:docPr id="6" name="Picture 6"/>
-            <wp:cNvGraphicFramePr>
-              <a:graphicFrameLocks xmlns:a="http://schemas.openxmlformats.org/drawingml/2006/main" noChangeAspect="1"/>
-            </wp:cNvGraphicFramePr>
-            <a:graphic xmlns:a="http://schemas.openxmlformats.org/drawingml/2006/main">
-              <a:graphicData uri="http://schemas.openxmlformats.org/drawingml/2006/picture">
-                <pic:pic xmlns:pic="http://schemas.openxmlformats.org/drawingml/2006/picture">
-                  <pic:nvPicPr>
-                    <pic:cNvPr id="0" name="04_distribuidor_usuarios.png"/>
-                    <pic:cNvPicPr/>
-                  </pic:nvPicPr>
-                  <pic:blipFill>
-                    <a:blip r:embed="rId18"/>
-                    <a:stretch>
-                      <a:fillRect/>
-                    </a:stretch>
-                  </pic:blipFill>
-                  <pic:spPr>
-                    <a:xfrm>
-                      <a:off x="0" y="0"/>
-                      <a:ext cx="5486400" cy="5871210"/>
-                    </a:xfrm>
-                    <a:prstGeom prst="rect">
-                      <a:avLst/>
-                    </a:prstGeom>
-                  </pic:spPr>
-                </pic:pic>
-              </a:graphicData>
-            </a:graphic>
-          </wp:inline>
-        </w:drawing>
-      </w:r>
-    </w:p>
-    <w:p>
-      <w:pPr>
-        <w:spacing w:after="280"/>
-      </w:pPr>
-      <w:r>
-        <w:rPr>
-          <w:rFonts w:ascii="Arial" w:hAnsi="Arial"/>
-          <w:i/>
-          <w:sz w:val="21"/>
-        </w:rPr>
-        <w:t>Listado de los usuarios de la distribuidora (vendedores, repartidores, dueños de tienda), con opciones para crear, editar y eliminar cuentas.</w:t>
-      </w:r>
-    </w:p>
-    <w:p>
-      <w:pPr>
-        <w:spacing w:before="200" w:after="40"/>
-      </w:pPr>
-      <w:r>
-        <w:rPr>
-          <w:rFonts w:ascii="Arial" w:hAnsi="Arial"/>
-          <w:b/>
-        </w:rPr>
-        <w:t>Catálogo de productos</w:t>
-      </w:r>
-    </w:p>
-    <w:p>
-      <w:pPr>
-        <w:spacing w:after="80"/>
-      </w:pPr>
-      <w:r>
-        <w:rPr>
-          <w:noProof/>
-          <w:lang w:val="en-US"/>
-        </w:rPr>
-        <w:lastRenderedPageBreak/>
-        <w:drawing>
-          <wp:inline distT="0" distB="0" distL="0" distR="0">
-            <wp:extent cx="5486400" cy="3451860"/>
-            <wp:effectExtent l="0" t="0" r="0" b="0"/>
-            <wp:docPr id="7" name="Picture 7"/>
-            <wp:cNvGraphicFramePr>
-              <a:graphicFrameLocks xmlns:a="http://schemas.openxmlformats.org/drawingml/2006/main" noChangeAspect="1"/>
-            </wp:cNvGraphicFramePr>
-            <a:graphic xmlns:a="http://schemas.openxmlformats.org/drawingml/2006/main">
-              <a:graphicData uri="http://schemas.openxmlformats.org/drawingml/2006/picture">
-                <pic:pic xmlns:pic="http://schemas.openxmlformats.org/drawingml/2006/picture">
-                  <pic:nvPicPr>
-                    <pic:cNvPr id="0" name="06_catalogo_productos.png"/>
-                    <pic:cNvPicPr/>
-                  </pic:nvPicPr>
-                  <pic:blipFill>
-                    <a:blip r:embed="rId19"/>
-                    <a:stretch>
-                      <a:fillRect/>
-                    </a:stretch>
-                  </pic:blipFill>
-                  <pic:spPr>
-                    <a:xfrm>
-                      <a:off x="0" y="0"/>
-                      <a:ext cx="5486400" cy="3451860"/>
-                    </a:xfrm>
-                    <a:prstGeom prst="rect">
-                      <a:avLst/>
-                    </a:prstGeom>
-                  </pic:spPr>
-                </pic:pic>
-              </a:graphicData>
-            </a:graphic>
-          </wp:inline>
-        </w:drawing>
-      </w:r>
-    </w:p>
-    <w:p>
-      <w:pPr>
-        <w:spacing w:after="280"/>
-      </w:pPr>
-      <w:r>
-        <w:rPr>
-          <w:rFonts w:ascii="Arial" w:hAnsi="Arial"/>
-          <w:i/>
-          <w:sz w:val="21"/>
-        </w:rPr>
-        <w:t xml:space="preserve">Listado de </w:t>
-      </w:r>
-      <w:r>
-        <w:rPr>
-          <w:rFonts w:ascii="Arial" w:hAnsi="Arial"/>
-          <w:i/>
-          <w:sz w:val="21"/>
-        </w:rPr>
-        <w:t>productos con su SKU, precio, categoría, marca y estado (activo, inactivo o descontinuado), con acceso a crear, editar, desactivar/reactivar o descontinuar cada producto.</w:t>
-      </w:r>
-    </w:p>
-    <w:p>
-      <w:pPr>
-        <w:spacing w:before="200" w:after="40"/>
-      </w:pPr>
-      <w:r>
-        <w:rPr>
-          <w:rFonts w:ascii="Arial" w:hAnsi="Arial"/>
-          <w:b/>
-        </w:rPr>
-        <w:t>Creación de un producto</w:t>
-      </w:r>
-    </w:p>
-    <w:p>
-      <w:pPr>
-        <w:spacing w:after="80"/>
-      </w:pPr>
-      <w:r>
-        <w:rPr>
-          <w:noProof/>
-          <w:lang w:val="en-US"/>
-        </w:rPr>
-        <w:lastRenderedPageBreak/>
-        <w:drawing>
-          <wp:inline distT="0" distB="0" distL="0" distR="0">
-            <wp:extent cx="5486400" cy="5928360"/>
-            <wp:effectExtent l="0" t="0" r="0" b="0"/>
-            <wp:docPr id="8" name="Picture 8"/>
-            <wp:cNvGraphicFramePr>
-              <a:graphicFrameLocks xmlns:a="http://schemas.openxmlformats.org/drawingml/2006/main" noChangeAspect="1"/>
-            </wp:cNvGraphicFramePr>
-            <a:graphic xmlns:a="http://schemas.openxmlformats.org/drawingml/2006/main">
-              <a:graphicData uri="http://schemas.openxmlformats.org/drawingml/2006/picture">
-                <pic:pic xmlns:pic="http://schemas.openxmlformats.org/drawingml/2006/picture">
-                  <pic:nvPicPr>
-                    <pic:cNvPr id="0" name="07_catalogo_crear_producto.png"/>
+                    <pic:cNvPr id="0" name="09_catalogo_categorias.png"/>
                     <pic:cNvPicPr/>
                   </pic:nvPicPr>
                   <pic:blipFill>
@@ -2654,7 +2528,7 @@
                   <pic:spPr>
                     <a:xfrm>
                       <a:off x="0" y="0"/>
-                      <a:ext cx="5486400" cy="5928360"/>
+                      <a:ext cx="5486400" cy="3429000"/>
                     </a:xfrm>
                     <a:prstGeom prst="rect">
                       <a:avLst/>
@@ -2677,15 +2551,7 @@
           <w:i/>
           <w:sz w:val="21"/>
         </w:rPr>
-        <w:t>Formulario para registrar un nuevo producto: nombre, descri</w:t>
-      </w:r>
-      <w:r>
-        <w:rPr>
-          <w:rFonts w:ascii="Arial" w:hAnsi="Arial"/>
-          <w:i/>
-          <w:sz w:val="21"/>
-        </w:rPr>
-        <w:t>pción, precio (sin IVA), categoría, marca, unidad de medida, SKU, código de barras y umbral de stock bajo.</w:t>
+        <w:t>Administración de las categorías de producto propias de la distribuidora.</w:t>
       </w:r>
     </w:p>
     <w:p>
@@ -2697,7 +2563,8 @@
           <w:rFonts w:ascii="Arial" w:hAnsi="Arial"/>
           <w:b/>
         </w:rPr>
-        <w:t>Inventario</w:t>
+        <w:lastRenderedPageBreak/>
+        <w:t>Marcas</w:t>
       </w:r>
     </w:p>
     <w:p>
@@ -2709,12 +2576,11 @@
           <w:noProof/>
           <w:lang w:val="en-US"/>
         </w:rPr>
-        <w:lastRenderedPageBreak/>
         <w:drawing>
-          <wp:inline distT="0" distB="0" distL="0" distR="0">
+          <wp:inline distT="0" distB="0" distL="0" distR="0" wp14:anchorId="3B29B1B4" wp14:editId="49932879">
             <wp:extent cx="5486400" cy="3429000"/>
             <wp:effectExtent l="0" t="0" r="0" b="0"/>
-            <wp:docPr id="9" name="Picture 9"/>
+            <wp:docPr id="12" name="Picture 11"/>
             <wp:cNvGraphicFramePr>
               <a:graphicFrameLocks xmlns:a="http://schemas.openxmlformats.org/drawingml/2006/main" noChangeAspect="1"/>
             </wp:cNvGraphicFramePr>
@@ -2722,7 +2588,7 @@
               <a:graphicData uri="http://schemas.openxmlformats.org/drawingml/2006/picture">
                 <pic:pic xmlns:pic="http://schemas.openxmlformats.org/drawingml/2006/picture">
                   <pic:nvPicPr>
-                    <pic:cNvPr id="0" name="08_catalogo_inventario.png"/>
+                    <pic:cNvPr id="0" name="10_catalogo_marcas.png"/>
                     <pic:cNvPicPr/>
                   </pic:nvPicPr>
                   <pic:blipFill>
@@ -2757,15 +2623,7 @@
           <w:i/>
           <w:sz w:val="21"/>
         </w:rPr>
-        <w:t>Vista del stock disponible por producto y bodega, con indicadores visuales de “Agotado” o “Stock bajo”, y accesos para recibir mercaderí</w:t>
-      </w:r>
-      <w:r>
-        <w:rPr>
-          <w:rFonts w:ascii="Arial" w:hAnsi="Arial"/>
-          <w:i/>
-          <w:sz w:val="21"/>
-        </w:rPr>
-        <w:t>a, contar, ajustar y revisar el historial de movimientos de cada producto.</w:t>
+        <w:t>Administración de las marcas de producto propias de la distribuidora.</w:t>
       </w:r>
     </w:p>
     <w:p>
@@ -2777,7 +2635,7 @@
           <w:rFonts w:ascii="Arial" w:hAnsi="Arial"/>
           <w:b/>
         </w:rPr>
-        <w:t>Categorías</w:t>
+        <w:t>Mapa de tiendas</w:t>
       </w:r>
     </w:p>
     <w:p>
@@ -2789,12 +2647,11 @@
           <w:noProof/>
           <w:lang w:val="en-US"/>
         </w:rPr>
-        <w:lastRenderedPageBreak/>
         <w:drawing>
-          <wp:inline distT="0" distB="0" distL="0" distR="0">
+          <wp:inline distT="0" distB="0" distL="0" distR="0" wp14:anchorId="2D847AE2" wp14:editId="4E6AEA2C">
             <wp:extent cx="5486400" cy="3429000"/>
             <wp:effectExtent l="0" t="0" r="0" b="0"/>
-            <wp:docPr id="10" name="Picture 10"/>
+            <wp:docPr id="13" name="Picture 12"/>
             <wp:cNvGraphicFramePr>
               <a:graphicFrameLocks xmlns:a="http://schemas.openxmlformats.org/drawingml/2006/main" noChangeAspect="1"/>
             </wp:cNvGraphicFramePr>
@@ -2802,7 +2659,7 @@
               <a:graphicData uri="http://schemas.openxmlformats.org/drawingml/2006/picture">
                 <pic:pic xmlns:pic="http://schemas.openxmlformats.org/drawingml/2006/picture">
                   <pic:nvPicPr>
-                    <pic:cNvPr id="0" name="09_catalogo_categorias.png"/>
+                    <pic:cNvPr id="0" name="11_mapa_tiendas.png"/>
                     <pic:cNvPicPr/>
                   </pic:nvPicPr>
                   <pic:blipFill>
@@ -2837,7 +2694,7 @@
           <w:i/>
           <w:sz w:val="21"/>
         </w:rPr>
-        <w:t>Administración de las categorías de producto propias de la distribuidora.</w:t>
+        <w:t>Ubicación geográfica de las tiendas registradas por la distribuidora, a partir de las coordenadas de latitud y longitud de cada una.</w:t>
       </w:r>
     </w:p>
     <w:p>
@@ -2849,7 +2706,8 @@
           <w:rFonts w:ascii="Arial" w:hAnsi="Arial"/>
           <w:b/>
         </w:rPr>
-        <w:t>Marcas</w:t>
+        <w:lastRenderedPageBreak/>
+        <w:t>Auditoría</w:t>
       </w:r>
     </w:p>
     <w:p>
@@ -2862,10 +2720,10 @@
           <w:lang w:val="en-US"/>
         </w:rPr>
         <w:drawing>
-          <wp:inline distT="0" distB="0" distL="0" distR="0">
+          <wp:inline distT="0" distB="0" distL="0" distR="0" wp14:anchorId="76A66B0E" wp14:editId="6965E674">
             <wp:extent cx="5486400" cy="3429000"/>
             <wp:effectExtent l="0" t="0" r="0" b="0"/>
-            <wp:docPr id="12" name="Picture 11"/>
+            <wp:docPr id="14" name="Picture 13"/>
             <wp:cNvGraphicFramePr>
               <a:graphicFrameLocks xmlns:a="http://schemas.openxmlformats.org/drawingml/2006/main" noChangeAspect="1"/>
             </wp:cNvGraphicFramePr>
@@ -2873,7 +2731,7 @@
               <a:graphicData uri="http://schemas.openxmlformats.org/drawingml/2006/picture">
                 <pic:pic xmlns:pic="http://schemas.openxmlformats.org/drawingml/2006/picture">
                   <pic:nvPicPr>
-                    <pic:cNvPr id="0" name="10_catalogo_marcas.png"/>
+                    <pic:cNvPr id="0" name="12_auditoria.png"/>
                     <pic:cNvPicPr/>
                   </pic:nvPicPr>
                   <pic:blipFill>
@@ -2908,7 +2766,7 @@
           <w:i/>
           <w:sz w:val="21"/>
         </w:rPr>
-        <w:t>Administración de las marcas de producto propias de la distribuidora.</w:t>
+        <w:t>Bitácora de acciones relevantes realizadas dentro de la distribuidora (creación de usuarios, cambios de estado de productos, entre otras), útil para trazabilidad.</w:t>
       </w:r>
     </w:p>
     <w:p>
@@ -2920,8 +2778,7 @@
           <w:rFonts w:ascii="Arial" w:hAnsi="Arial"/>
           <w:b/>
         </w:rPr>
-        <w:lastRenderedPageBreak/>
-        <w:t>Mapa de tiendas</w:t>
+        <w:t>Notificaciones</w:t>
       </w:r>
     </w:p>
     <w:p>
@@ -2934,10 +2791,10 @@
           <w:lang w:val="en-US"/>
         </w:rPr>
         <w:drawing>
-          <wp:inline distT="0" distB="0" distL="0" distR="0">
+          <wp:inline distT="0" distB="0" distL="0" distR="0" wp14:anchorId="0546DF6A" wp14:editId="0AF58EDF">
             <wp:extent cx="5486400" cy="3429000"/>
             <wp:effectExtent l="0" t="0" r="0" b="0"/>
-            <wp:docPr id="13" name="Picture 12"/>
+            <wp:docPr id="16" name="Picture 14"/>
             <wp:cNvGraphicFramePr>
               <a:graphicFrameLocks xmlns:a="http://schemas.openxmlformats.org/drawingml/2006/main" noChangeAspect="1"/>
             </wp:cNvGraphicFramePr>
@@ -2945,7 +2802,7 @@
               <a:graphicData uri="http://schemas.openxmlformats.org/drawingml/2006/picture">
                 <pic:pic xmlns:pic="http://schemas.openxmlformats.org/drawingml/2006/picture">
                   <pic:nvPicPr>
-                    <pic:cNvPr id="0" name="11_mapa_tiendas.png"/>
+                    <pic:cNvPr id="0" name="13_notificaciones.png"/>
                     <pic:cNvPicPr/>
                   </pic:nvPicPr>
                   <pic:blipFill>
@@ -2980,7 +2837,7 @@
           <w:i/>
           <w:sz w:val="21"/>
         </w:rPr>
-        <w:t>Ubicación geográfica de las tiendas registradas por la distribuidora, a partir de las coordenadas de latitud y longitud de cada una.</w:t>
+        <w:t>Centro de notificaciones del usuario: alertas de stock bajo, novedades de pedidos y demás avisos generados por el sistema.</w:t>
       </w:r>
     </w:p>
     <w:p>
@@ -2992,7 +2849,8 @@
           <w:rFonts w:ascii="Arial" w:hAnsi="Arial"/>
           <w:b/>
         </w:rPr>
-        <w:t>Auditoría</w:t>
+        <w:lastRenderedPageBreak/>
+        <w:t>Configuración</w:t>
       </w:r>
     </w:p>
     <w:p>
@@ -3004,12 +2862,11 @@
           <w:noProof/>
           <w:lang w:val="en-US"/>
         </w:rPr>
-        <w:lastRenderedPageBreak/>
         <w:drawing>
-          <wp:inline distT="0" distB="0" distL="0" distR="0">
-            <wp:extent cx="5486400" cy="3429000"/>
+          <wp:inline distT="0" distB="0" distL="0" distR="0" wp14:anchorId="0976BEAE" wp14:editId="2B7DDF7F">
+            <wp:extent cx="5486400" cy="6000750"/>
             <wp:effectExtent l="0" t="0" r="0" b="0"/>
-            <wp:docPr id="14" name="Picture 13"/>
+            <wp:docPr id="17" name="Picture 15"/>
             <wp:cNvGraphicFramePr>
               <a:graphicFrameLocks xmlns:a="http://schemas.openxmlformats.org/drawingml/2006/main" noChangeAspect="1"/>
             </wp:cNvGraphicFramePr>
@@ -3017,7 +2874,7 @@
               <a:graphicData uri="http://schemas.openxmlformats.org/drawingml/2006/picture">
                 <pic:pic xmlns:pic="http://schemas.openxmlformats.org/drawingml/2006/picture">
                   <pic:nvPicPr>
-                    <pic:cNvPr id="0" name="12_auditoria.png"/>
+                    <pic:cNvPr id="0" name="14_configuracion.png"/>
                     <pic:cNvPicPr/>
                   </pic:nvPicPr>
                   <pic:blipFill>
@@ -3029,7 +2886,7 @@
                   <pic:spPr>
                     <a:xfrm>
                       <a:off x="0" y="0"/>
-                      <a:ext cx="5486400" cy="3429000"/>
+                      <a:ext cx="5486400" cy="6000750"/>
                     </a:xfrm>
                     <a:prstGeom prst="rect">
                       <a:avLst/>
@@ -3052,15 +2909,33 @@
           <w:i/>
           <w:sz w:val="21"/>
         </w:rPr>
-        <w:t>Bitácora de acciones relevantes realizadas dentro de la distribuidora (creación de usuarios, cambios de esta</w:t>
-      </w:r>
-      <w:r>
-        <w:rPr>
-          <w:rFonts w:ascii="Arial" w:hAnsi="Arial"/>
-          <w:i/>
+        <w:t>Preferencias de notificación del usuario y enlace de invitación propio de la distribuidora, que se comparte con los dueños de tienda para que se auto-registren.</w:t>
+      </w:r>
+    </w:p>
+    <w:p>
+      <w:pPr>
+        <w:spacing w:before="280" w:after="120"/>
+      </w:pPr>
+      <w:r>
+        <w:rPr>
+          <w:rFonts w:ascii="Arial" w:hAnsi="Arial"/>
+          <w:b/>
+          <w:color w:val="1F3864"/>
+          <w:sz w:val="26"/>
+        </w:rPr>
+        <w:t>Rol: Vendedor</w:t>
+      </w:r>
+    </w:p>
+    <w:p>
+      <w:pPr>
+        <w:spacing w:after="120"/>
+      </w:pPr>
+      <w:r>
+        <w:rPr>
+          <w:rFonts w:ascii="Arial" w:hAnsi="Arial"/>
           <w:sz w:val="21"/>
         </w:rPr>
-        <w:t>do de productos, entre otras), útil para trazabilidad.</w:t>
+        <w:t>El vendedor gestiona los pedidos entrantes de las tiendas que tiene asignadas.</w:t>
       </w:r>
     </w:p>
     <w:p>
@@ -3072,7 +2947,7 @@
           <w:rFonts w:ascii="Arial" w:hAnsi="Arial"/>
           <w:b/>
         </w:rPr>
-        <w:t>Notificaciones</w:t>
+        <w:t>Pedidos</w:t>
       </w:r>
     </w:p>
     <w:p>
@@ -3084,11 +2959,12 @@
           <w:noProof/>
           <w:lang w:val="en-US"/>
         </w:rPr>
+        <w:lastRenderedPageBreak/>
         <w:drawing>
-          <wp:inline distT="0" distB="0" distL="0" distR="0">
+          <wp:inline distT="0" distB="0" distL="0" distR="0" wp14:anchorId="16F3CD27" wp14:editId="2212059F">
             <wp:extent cx="5486400" cy="3429000"/>
             <wp:effectExtent l="0" t="0" r="0" b="0"/>
-            <wp:docPr id="16" name="Picture 14"/>
+            <wp:docPr id="18" name="Picture 16"/>
             <wp:cNvGraphicFramePr>
               <a:graphicFrameLocks xmlns:a="http://schemas.openxmlformats.org/drawingml/2006/main" noChangeAspect="1"/>
             </wp:cNvGraphicFramePr>
@@ -3096,7 +2972,7 @@
               <a:graphicData uri="http://schemas.openxmlformats.org/drawingml/2006/picture">
                 <pic:pic xmlns:pic="http://schemas.openxmlformats.org/drawingml/2006/picture">
                   <pic:nvPicPr>
-                    <pic:cNvPr id="0" name="13_notificaciones.png"/>
+                    <pic:cNvPr id="0" name="15_vendedor_pedidos.png"/>
                     <pic:cNvPicPr/>
                   </pic:nvPicPr>
                   <pic:blipFill>
@@ -3131,8 +3007,7 @@
           <w:i/>
           <w:sz w:val="21"/>
         </w:rPr>
-        <w:lastRenderedPageBreak/>
-        <w:t>Centro de notificaciones del usuario: alertas de stock bajo, novedades de pedidos y demás avisos generados por el sistema.</w:t>
+        <w:t>Listado de pedidos recibidos de las tiendas asignadas al vendedor, con su estado (Pendiente, Aceptado, Rechazado, Despachado, Entregado, Confirmado).</w:t>
       </w:r>
     </w:p>
     <w:p>
@@ -3144,7 +3019,7 @@
           <w:rFonts w:ascii="Arial" w:hAnsi="Arial"/>
           <w:b/>
         </w:rPr>
-        <w:t>Configuración</w:t>
+        <w:t>Detalle de un pedido</w:t>
       </w:r>
     </w:p>
     <w:p>
@@ -3157,10 +3032,10 @@
           <w:lang w:val="en-US"/>
         </w:rPr>
         <w:drawing>
-          <wp:inline distT="0" distB="0" distL="0" distR="0">
-            <wp:extent cx="5486400" cy="6000750"/>
+          <wp:inline distT="0" distB="0" distL="0" distR="0" wp14:anchorId="286E5DEF" wp14:editId="2D166401">
+            <wp:extent cx="5486400" cy="3429000"/>
             <wp:effectExtent l="0" t="0" r="0" b="0"/>
-            <wp:docPr id="17" name="Picture 15"/>
+            <wp:docPr id="19" name="Picture 17"/>
             <wp:cNvGraphicFramePr>
               <a:graphicFrameLocks xmlns:a="http://schemas.openxmlformats.org/drawingml/2006/main" noChangeAspect="1"/>
             </wp:cNvGraphicFramePr>
@@ -3168,7 +3043,7 @@
               <a:graphicData uri="http://schemas.openxmlformats.org/drawingml/2006/picture">
                 <pic:pic xmlns:pic="http://schemas.openxmlformats.org/drawingml/2006/picture">
                   <pic:nvPicPr>
-                    <pic:cNvPr id="0" name="14_configuracion.png"/>
+                    <pic:cNvPr id="0" name="16_vendedor_detalle_pedido.png"/>
                     <pic:cNvPicPr/>
                   </pic:nvPicPr>
                   <pic:blipFill>
@@ -3180,7 +3055,7 @@
                   <pic:spPr>
                     <a:xfrm>
                       <a:off x="0" y="0"/>
-                      <a:ext cx="5486400" cy="6000750"/>
+                      <a:ext cx="5486400" cy="3429000"/>
                     </a:xfrm>
                     <a:prstGeom prst="rect">
                       <a:avLst/>
@@ -3203,15 +3078,7 @@
           <w:i/>
           <w:sz w:val="21"/>
         </w:rPr>
-        <w:t>Preferencias de notificación del usuario y en</w:t>
-      </w:r>
-      <w:r>
-        <w:rPr>
-          <w:rFonts w:ascii="Arial" w:hAnsi="Arial"/>
-          <w:i/>
-          <w:sz w:val="21"/>
-        </w:rPr>
-        <w:t>lace de invitación propio de la distribuidora, que se comparte con los dueños de tienda para que se auto-registren.</w:t>
+        <w:t>Detalle de los productos y cantidades solicitadas por la tienda. Desde aquí el vendedor puede aceptar, rechazar o despachar el pedido según su estado actual.</w:t>
       </w:r>
     </w:p>
     <w:p>
@@ -3225,7 +3092,8 @@
           <w:color w:val="1F3864"/>
           <w:sz w:val="26"/>
         </w:rPr>
-        <w:t>Rol: Vendedor</w:t>
+        <w:lastRenderedPageBreak/>
+        <w:t>Rol: Dueño de tienda</w:t>
       </w:r>
     </w:p>
     <w:p>
@@ -3237,8 +3105,7 @@
           <w:rFonts w:ascii="Arial" w:hAnsi="Arial"/>
           <w:sz w:val="21"/>
         </w:rPr>
-        <w:lastRenderedPageBreak/>
-        <w:t>El vendedor gestiona los pedidos entrantes de las tiendas que tiene asignadas.</w:t>
+        <w:t>El dueño de tienda explora el catálogo de su distribuidor, arma pedidos y confirma la recepción de su mercadería.</w:t>
       </w:r>
     </w:p>
     <w:p>
@@ -3250,7 +3117,7 @@
           <w:rFonts w:ascii="Arial" w:hAnsi="Arial"/>
           <w:b/>
         </w:rPr>
-        <w:t>Pedidos</w:t>
+        <w:t>Explorar productos</w:t>
       </w:r>
     </w:p>
     <w:p>
@@ -3263,10 +3130,10 @@
           <w:lang w:val="en-US"/>
         </w:rPr>
         <w:drawing>
-          <wp:inline distT="0" distB="0" distL="0" distR="0">
+          <wp:inline distT="0" distB="0" distL="0" distR="0" wp14:anchorId="4F074D75" wp14:editId="66336C33">
             <wp:extent cx="5486400" cy="3429000"/>
             <wp:effectExtent l="0" t="0" r="0" b="0"/>
-            <wp:docPr id="18" name="Picture 16"/>
+            <wp:docPr id="20" name="Picture 18"/>
             <wp:cNvGraphicFramePr>
               <a:graphicFrameLocks xmlns:a="http://schemas.openxmlformats.org/drawingml/2006/main" noChangeAspect="1"/>
             </wp:cNvGraphicFramePr>
@@ -3274,7 +3141,7 @@
               <a:graphicData uri="http://schemas.openxmlformats.org/drawingml/2006/picture">
                 <pic:pic xmlns:pic="http://schemas.openxmlformats.org/drawingml/2006/picture">
                   <pic:nvPicPr>
-                    <pic:cNvPr id="0" name="15_vendedor_pedidos.png"/>
+                    <pic:cNvPr id="0" name="17_tienda_explorar_productos.png"/>
                     <pic:cNvPicPr/>
                   </pic:nvPicPr>
                   <pic:blipFill>
@@ -3309,15 +3176,7 @@
           <w:i/>
           <w:sz w:val="21"/>
         </w:rPr>
-        <w:t>Listado de pedidos recibidos de las t</w:t>
-      </w:r>
-      <w:r>
-        <w:rPr>
-          <w:rFonts w:ascii="Arial" w:hAnsi="Arial"/>
-          <w:i/>
-          <w:sz w:val="21"/>
-        </w:rPr>
-        <w:t>iendas asignadas al vendedor, con su estado (Pendiente, Aceptado, Rechazado, Despachado, Entregado, Confirmado).</w:t>
+        <w:t>Catálogo de productos disponibles para que el dueño de tienda arme su pedido, con precio vigente (incluyendo descuentos activos).</w:t>
       </w:r>
     </w:p>
     <w:p>
@@ -3329,7 +3188,7 @@
           <w:rFonts w:ascii="Arial" w:hAnsi="Arial"/>
           <w:b/>
         </w:rPr>
-        <w:t>Detalle de un pedido</w:t>
+        <w:t>Carrito de compra</w:t>
       </w:r>
     </w:p>
     <w:p>
@@ -3343,10 +3202,10 @@
         </w:rPr>
         <w:lastRenderedPageBreak/>
         <w:drawing>
-          <wp:inline distT="0" distB="0" distL="0" distR="0">
+          <wp:inline distT="0" distB="0" distL="0" distR="0" wp14:anchorId="5DCAD38A" wp14:editId="49224E5E">
             <wp:extent cx="5486400" cy="3429000"/>
             <wp:effectExtent l="0" t="0" r="0" b="0"/>
-            <wp:docPr id="19" name="Picture 17"/>
+            <wp:docPr id="21" name="Picture 19"/>
             <wp:cNvGraphicFramePr>
               <a:graphicFrameLocks xmlns:a="http://schemas.openxmlformats.org/drawingml/2006/main" noChangeAspect="1"/>
             </wp:cNvGraphicFramePr>
@@ -3354,7 +3213,7 @@
               <a:graphicData uri="http://schemas.openxmlformats.org/drawingml/2006/picture">
                 <pic:pic xmlns:pic="http://schemas.openxmlformats.org/drawingml/2006/picture">
                   <pic:nvPicPr>
-                    <pic:cNvPr id="0" name="16_vendedor_detalle_pedido.png"/>
+                    <pic:cNvPr id="0" name="18_tienda_carrito.png"/>
                     <pic:cNvPicPr/>
                   </pic:nvPicPr>
                   <pic:blipFill>
@@ -3389,53 +3248,19 @@
           <w:i/>
           <w:sz w:val="21"/>
         </w:rPr>
-        <w:t>Detalle de los productos y cantidades solicitadas por la tienda. Desde aquí el vendedor puede aceptar, rechazar o despac</w:t>
-      </w:r>
-      <w:r>
-        <w:rPr>
-          <w:rFonts w:ascii="Arial" w:hAnsi="Arial"/>
-          <w:i/>
-          <w:sz w:val="21"/>
-        </w:rPr>
-        <w:t>har el pedido según su estado actual.</w:t>
-      </w:r>
-    </w:p>
-    <w:p>
-      <w:pPr>
-        <w:spacing w:before="280" w:after="120"/>
+        <w:t>Productos y cantidades seleccionadas antes de confirmar el pedido hacia el distribuidor.</w:t>
+      </w:r>
+    </w:p>
+    <w:p>
+      <w:pPr>
+        <w:spacing w:before="200" w:after="40"/>
       </w:pPr>
       <w:r>
         <w:rPr>
           <w:rFonts w:ascii="Arial" w:hAnsi="Arial"/>
           <w:b/>
-          <w:color w:val="1F3864"/>
-          <w:sz w:val="26"/>
-        </w:rPr>
-        <w:t>Rol: Dueño de tienda</w:t>
-      </w:r>
-    </w:p>
-    <w:p>
-      <w:pPr>
-        <w:spacing w:after="120"/>
-      </w:pPr>
-      <w:r>
-        <w:rPr>
-          <w:rFonts w:ascii="Arial" w:hAnsi="Arial"/>
-          <w:sz w:val="21"/>
-        </w:rPr>
-        <w:t>El dueño de tienda explora el catálogo de su distribuidor, arma pedidos y confirma la recepción de su mercadería.</w:t>
-      </w:r>
-    </w:p>
-    <w:p>
-      <w:pPr>
-        <w:spacing w:before="200" w:after="40"/>
-      </w:pPr>
-      <w:r>
-        <w:rPr>
-          <w:rFonts w:ascii="Arial" w:hAnsi="Arial"/>
-          <w:b/>
-        </w:rPr>
-        <w:t>Explorar productos</w:t>
+        </w:rPr>
+        <w:t>Seguimiento de un pedido</w:t>
       </w:r>
     </w:p>
     <w:p>
@@ -3447,12 +3272,11 @@
           <w:noProof/>
           <w:lang w:val="en-US"/>
         </w:rPr>
-        <w:lastRenderedPageBreak/>
         <w:drawing>
-          <wp:inline distT="0" distB="0" distL="0" distR="0">
+          <wp:inline distT="0" distB="0" distL="0" distR="0" wp14:anchorId="442541F1" wp14:editId="645F9390">
             <wp:extent cx="5486400" cy="3429000"/>
             <wp:effectExtent l="0" t="0" r="0" b="0"/>
-            <wp:docPr id="20" name="Picture 18"/>
+            <wp:docPr id="22" name="Picture 20"/>
             <wp:cNvGraphicFramePr>
               <a:graphicFrameLocks xmlns:a="http://schemas.openxmlformats.org/drawingml/2006/main" noChangeAspect="1"/>
             </wp:cNvGraphicFramePr>
@@ -3460,7 +3284,7 @@
               <a:graphicData uri="http://schemas.openxmlformats.org/drawingml/2006/picture">
                 <pic:pic xmlns:pic="http://schemas.openxmlformats.org/drawingml/2006/picture">
                   <pic:nvPicPr>
-                    <pic:cNvPr id="0" name="17_tienda_explorar_productos.png"/>
+                    <pic:cNvPr id="0" name="19_tienda_ver_pedido_confirmado.png"/>
                     <pic:cNvPicPr/>
                   </pic:nvPicPr>
                   <pic:blipFill>
@@ -3495,15 +3319,7 @@
           <w:i/>
           <w:sz w:val="21"/>
         </w:rPr>
-        <w:t xml:space="preserve">Catálogo de productos disponibles para que el dueño de tienda </w:t>
-      </w:r>
-      <w:r>
-        <w:rPr>
-          <w:rFonts w:ascii="Arial" w:hAnsi="Arial"/>
-          <w:i/>
-          <w:sz w:val="21"/>
-        </w:rPr>
-        <w:t>arme su pedido, con precio vigente (incluyendo descuentos activos).</w:t>
+        <w:t>Detalle de un pedido ya confirmado, incluyendo su historial de estados. Si el pedido presenta un problema de entrega, el dueño de tienda puede reportarlo desde aquí.</w:t>
       </w:r>
     </w:p>
     <w:p>
@@ -3515,7 +3331,7 @@
           <w:rFonts w:ascii="Arial" w:hAnsi="Arial"/>
           <w:b/>
         </w:rPr>
-        <w:t>Carrito de compra</w:t>
+        <w:t>Mi tienda</w:t>
       </w:r>
     </w:p>
     <w:p>
@@ -3527,11 +3343,12 @@
           <w:noProof/>
           <w:lang w:val="en-US"/>
         </w:rPr>
+        <w:lastRenderedPageBreak/>
         <w:drawing>
-          <wp:inline distT="0" distB="0" distL="0" distR="0">
-            <wp:extent cx="5486400" cy="3429000"/>
+          <wp:inline distT="0" distB="0" distL="0" distR="0" wp14:anchorId="41ACF36C" wp14:editId="23035698">
+            <wp:extent cx="5486400" cy="3825240"/>
             <wp:effectExtent l="0" t="0" r="0" b="0"/>
-            <wp:docPr id="21" name="Picture 19"/>
+            <wp:docPr id="23" name="Picture 21"/>
             <wp:cNvGraphicFramePr>
               <a:graphicFrameLocks xmlns:a="http://schemas.openxmlformats.org/drawingml/2006/main" noChangeAspect="1"/>
             </wp:cNvGraphicFramePr>
@@ -3539,7 +3356,7 @@
               <a:graphicData uri="http://schemas.openxmlformats.org/drawingml/2006/picture">
                 <pic:pic xmlns:pic="http://schemas.openxmlformats.org/drawingml/2006/picture">
                   <pic:nvPicPr>
-                    <pic:cNvPr id="0" name="18_tienda_carrito.png"/>
+                    <pic:cNvPr id="0" name="20_tienda_mi_tienda.png"/>
                     <pic:cNvPicPr/>
                   </pic:nvPicPr>
                   <pic:blipFill>
@@ -3551,7 +3368,7 @@
                   <pic:spPr>
                     <a:xfrm>
                       <a:off x="0" y="0"/>
-                      <a:ext cx="5486400" cy="3429000"/>
+                      <a:ext cx="5486400" cy="3825240"/>
                     </a:xfrm>
                     <a:prstGeom prst="rect">
                       <a:avLst/>
@@ -3574,8 +3391,33 @@
           <w:i/>
           <w:sz w:val="21"/>
         </w:rPr>
-        <w:lastRenderedPageBreak/>
-        <w:t>Productos y cantidades seleccionadas antes de confirmar el pedido hacia el distribuidor.</w:t>
+        <w:t>Datos propios de la tienda (dirección, teléfono, ubicación en el mapa) y el vendedor asignado por el distribuidor.</w:t>
+      </w:r>
+    </w:p>
+    <w:p>
+      <w:pPr>
+        <w:spacing w:before="280" w:after="120"/>
+      </w:pPr>
+      <w:r>
+        <w:rPr>
+          <w:rFonts w:ascii="Arial" w:hAnsi="Arial"/>
+          <w:b/>
+          <w:color w:val="1F3864"/>
+          <w:sz w:val="26"/>
+        </w:rPr>
+        <w:t>Rol: Repartidor</w:t>
+      </w:r>
+    </w:p>
+    <w:p>
+      <w:pPr>
+        <w:spacing w:after="120"/>
+      </w:pPr>
+      <w:r>
+        <w:rPr>
+          <w:rFonts w:ascii="Arial" w:hAnsi="Arial"/>
+          <w:sz w:val="21"/>
+        </w:rPr>
+        <w:t>El repartidor gestiona la cola de entregas y confirma la entrega de los pedidos despachados.</w:t>
       </w:r>
     </w:p>
     <w:p>
@@ -3587,7 +3429,7 @@
           <w:rFonts w:ascii="Arial" w:hAnsi="Arial"/>
           <w:b/>
         </w:rPr>
-        <w:t>Seguimiento de un pedido</w:t>
+        <w:t>Cola de entregas</w:t>
       </w:r>
     </w:p>
     <w:p>
@@ -3599,11 +3441,12 @@
           <w:noProof/>
           <w:lang w:val="en-US"/>
         </w:rPr>
+        <w:lastRenderedPageBreak/>
         <w:drawing>
-          <wp:inline distT="0" distB="0" distL="0" distR="0">
+          <wp:inline distT="0" distB="0" distL="0" distR="0" wp14:anchorId="521DCF52" wp14:editId="5CA76F47">
             <wp:extent cx="5486400" cy="3429000"/>
             <wp:effectExtent l="0" t="0" r="0" b="0"/>
-            <wp:docPr id="22" name="Picture 20"/>
+            <wp:docPr id="24" name="Picture 22"/>
             <wp:cNvGraphicFramePr>
               <a:graphicFrameLocks xmlns:a="http://schemas.openxmlformats.org/drawingml/2006/main" noChangeAspect="1"/>
             </wp:cNvGraphicFramePr>
@@ -3611,7 +3454,7 @@
               <a:graphicData uri="http://schemas.openxmlformats.org/drawingml/2006/picture">
                 <pic:pic xmlns:pic="http://schemas.openxmlformats.org/drawingml/2006/picture">
                   <pic:nvPicPr>
-                    <pic:cNvPr id="0" name="19_tienda_ver_pedido_confirmado.png"/>
+                    <pic:cNvPr id="0" name="21_repartidor_cola_entregas.png"/>
                     <pic:cNvPicPr/>
                   </pic:nvPicPr>
                   <pic:blipFill>
@@ -3646,15 +3489,7 @@
           <w:i/>
           <w:sz w:val="21"/>
         </w:rPr>
-        <w:t xml:space="preserve">Detalle de un pedido ya confirmado, incluyendo su </w:t>
-      </w:r>
-      <w:r>
-        <w:rPr>
-          <w:rFonts w:ascii="Arial" w:hAnsi="Arial"/>
-          <w:i/>
-          <w:sz w:val="21"/>
-        </w:rPr>
-        <w:t>historial de estados. Si el pedido presenta un problema de entrega, el dueño de tienda puede reportarlo desde aquí.</w:t>
+        <w:t>Listado de pedidos despachados que el repartidor tiene pendientes de entregar.</w:t>
       </w:r>
     </w:p>
     <w:p>
@@ -3666,24 +3501,26 @@
           <w:rFonts w:ascii="Arial" w:hAnsi="Arial"/>
           <w:b/>
         </w:rPr>
-        <w:t>Mi tienda</w:t>
+        <w:t>Detalle de entrega</w:t>
       </w:r>
     </w:p>
     <w:p>
       <w:pPr>
         <w:spacing w:after="80"/>
+        <w:rPr>
+          <w:u w:val="single"/>
+        </w:rPr>
       </w:pPr>
       <w:r>
         <w:rPr>
           <w:noProof/>
           <w:lang w:val="en-US"/>
         </w:rPr>
-        <w:lastRenderedPageBreak/>
         <w:drawing>
-          <wp:inline distT="0" distB="0" distL="0" distR="0">
-            <wp:extent cx="5486400" cy="3825240"/>
+          <wp:inline distT="0" distB="0" distL="0" distR="0" wp14:anchorId="1E64E59D" wp14:editId="1FC98450">
+            <wp:extent cx="5486400" cy="3429000"/>
             <wp:effectExtent l="0" t="0" r="0" b="0"/>
-            <wp:docPr id="23" name="Picture 21"/>
+            <wp:docPr id="25" name="Picture 23"/>
             <wp:cNvGraphicFramePr>
               <a:graphicFrameLocks xmlns:a="http://schemas.openxmlformats.org/drawingml/2006/main" noChangeAspect="1"/>
             </wp:cNvGraphicFramePr>
@@ -3691,118 +3528,11 @@
               <a:graphicData uri="http://schemas.openxmlformats.org/drawingml/2006/picture">
                 <pic:pic xmlns:pic="http://schemas.openxmlformats.org/drawingml/2006/picture">
                   <pic:nvPicPr>
-                    <pic:cNvPr id="0" name="20_tienda_mi_tienda.png"/>
+                    <pic:cNvPr id="0" name="22_repartidor_ver_pedido_entrega.png"/>
                     <pic:cNvPicPr/>
                   </pic:nvPicPr>
                   <pic:blipFill>
                     <a:blip r:embed="rId33"/>
-                    <a:stretch>
-                      <a:fillRect/>
-                    </a:stretch>
-                  </pic:blipFill>
-                  <pic:spPr>
-                    <a:xfrm>
-                      <a:off x="0" y="0"/>
-                      <a:ext cx="5486400" cy="3825240"/>
-                    </a:xfrm>
-                    <a:prstGeom prst="rect">
-                      <a:avLst/>
-                    </a:prstGeom>
-                  </pic:spPr>
-                </pic:pic>
-              </a:graphicData>
-            </a:graphic>
-          </wp:inline>
-        </w:drawing>
-      </w:r>
-    </w:p>
-    <w:p>
-      <w:pPr>
-        <w:spacing w:after="280"/>
-      </w:pPr>
-      <w:r>
-        <w:rPr>
-          <w:rFonts w:ascii="Arial" w:hAnsi="Arial"/>
-          <w:i/>
-          <w:sz w:val="21"/>
-        </w:rPr>
-        <w:t>Datos propios de la tienda (dirección, teléfono, ubicación en el mapa) y el vendedor asignado por el distribuidor.</w:t>
-      </w:r>
-    </w:p>
-    <w:p>
-      <w:pPr>
-        <w:spacing w:before="280" w:after="120"/>
-      </w:pPr>
-      <w:r>
-        <w:rPr>
-          <w:rFonts w:ascii="Arial" w:hAnsi="Arial"/>
-          <w:b/>
-          <w:color w:val="1F3864"/>
-          <w:sz w:val="26"/>
-        </w:rPr>
-        <w:t>Rol: Repartid</w:t>
-      </w:r>
-      <w:r>
-        <w:rPr>
-          <w:rFonts w:ascii="Arial" w:hAnsi="Arial"/>
-          <w:b/>
-          <w:color w:val="1F3864"/>
-          <w:sz w:val="26"/>
-        </w:rPr>
-        <w:t>or</w:t>
-      </w:r>
-    </w:p>
-    <w:p>
-      <w:pPr>
-        <w:spacing w:after="120"/>
-      </w:pPr>
-      <w:r>
-        <w:rPr>
-          <w:rFonts w:ascii="Arial" w:hAnsi="Arial"/>
-          <w:sz w:val="21"/>
-        </w:rPr>
-        <w:t>El repartidor gestiona la cola de entregas y confirma la entrega de los pedidos despachados.</w:t>
-      </w:r>
-    </w:p>
-    <w:p>
-      <w:pPr>
-        <w:spacing w:before="200" w:after="40"/>
-      </w:pPr>
-      <w:r>
-        <w:rPr>
-          <w:rFonts w:ascii="Arial" w:hAnsi="Arial"/>
-          <w:b/>
-        </w:rPr>
-        <w:t>Cola de entregas</w:t>
-      </w:r>
-    </w:p>
-    <w:p>
-      <w:pPr>
-        <w:spacing w:after="80"/>
-      </w:pPr>
-      <w:r>
-        <w:rPr>
-          <w:noProof/>
-          <w:lang w:val="en-US"/>
-        </w:rPr>
-        <w:lastRenderedPageBreak/>
-        <w:drawing>
-          <wp:inline distT="0" distB="0" distL="0" distR="0">
-            <wp:extent cx="5486400" cy="3429000"/>
-            <wp:effectExtent l="0" t="0" r="0" b="0"/>
-            <wp:docPr id="24" name="Picture 22"/>
-            <wp:cNvGraphicFramePr>
-              <a:graphicFrameLocks xmlns:a="http://schemas.openxmlformats.org/drawingml/2006/main" noChangeAspect="1"/>
-            </wp:cNvGraphicFramePr>
-            <a:graphic xmlns:a="http://schemas.openxmlformats.org/drawingml/2006/main">
-              <a:graphicData uri="http://schemas.openxmlformats.org/drawingml/2006/picture">
-                <pic:pic xmlns:pic="http://schemas.openxmlformats.org/drawingml/2006/picture">
-                  <pic:nvPicPr>
-                    <pic:cNvPr id="0" name="21_repartidor_cola_entregas.png"/>
-                    <pic:cNvPicPr/>
-                  </pic:nvPicPr>
-                  <pic:blipFill>
-                    <a:blip r:embed="rId34"/>
                     <a:stretch>
                       <a:fillRect/>
                     </a:stretch>
@@ -3833,87 +3563,7 @@
           <w:i/>
           <w:sz w:val="21"/>
         </w:rPr>
-        <w:t>Listado de pedidos despachados que el repartidor tiene pendientes de entregar.</w:t>
-      </w:r>
-    </w:p>
-    <w:p>
-      <w:pPr>
-        <w:spacing w:before="200" w:after="40"/>
-      </w:pPr>
-      <w:r>
-        <w:rPr>
-          <w:rFonts w:ascii="Arial" w:hAnsi="Arial"/>
-          <w:b/>
-        </w:rPr>
-        <w:t>Detalle de entrega</w:t>
-      </w:r>
-    </w:p>
-    <w:p>
-      <w:pPr>
-        <w:spacing w:after="80"/>
-      </w:pPr>
-      <w:r>
-        <w:rPr>
-          <w:noProof/>
-          <w:lang w:val="en-US"/>
-        </w:rPr>
-        <w:drawing>
-          <wp:inline distT="0" distB="0" distL="0" distR="0">
-            <wp:extent cx="5486400" cy="3429000"/>
-            <wp:effectExtent l="0" t="0" r="0" b="0"/>
-            <wp:docPr id="25" name="Picture 23"/>
-            <wp:cNvGraphicFramePr>
-              <a:graphicFrameLocks xmlns:a="http://schemas.openxmlformats.org/drawingml/2006/main" noChangeAspect="1"/>
-            </wp:cNvGraphicFramePr>
-            <a:graphic xmlns:a="http://schemas.openxmlformats.org/drawingml/2006/main">
-              <a:graphicData uri="http://schemas.openxmlformats.org/drawingml/2006/picture">
-                <pic:pic xmlns:pic="http://schemas.openxmlformats.org/drawingml/2006/picture">
-                  <pic:nvPicPr>
-                    <pic:cNvPr id="0" name="22_repartidor_ver_pedido_entrega.png"/>
-                    <pic:cNvPicPr/>
-                  </pic:nvPicPr>
-                  <pic:blipFill>
-                    <a:blip r:embed="rId35"/>
-                    <a:stretch>
-                      <a:fillRect/>
-                    </a:stretch>
-                  </pic:blipFill>
-                  <pic:spPr>
-                    <a:xfrm>
-                      <a:off x="0" y="0"/>
-                      <a:ext cx="5486400" cy="3429000"/>
-                    </a:xfrm>
-                    <a:prstGeom prst="rect">
-                      <a:avLst/>
-                    </a:prstGeom>
-                  </pic:spPr>
-                </pic:pic>
-              </a:graphicData>
-            </a:graphic>
-          </wp:inline>
-        </w:drawing>
-      </w:r>
-    </w:p>
-    <w:p>
-      <w:pPr>
-        <w:spacing w:after="280"/>
-      </w:pPr>
-      <w:r>
-        <w:rPr>
-          <w:rFonts w:ascii="Arial" w:hAnsi="Arial"/>
-          <w:i/>
-          <w:sz w:val="21"/>
-        </w:rPr>
-        <w:lastRenderedPageBreak/>
-        <w:t xml:space="preserve">Información del pedido a entregar; desde </w:t>
-      </w:r>
-      <w:r>
-        <w:rPr>
-          <w:rFonts w:ascii="Arial" w:hAnsi="Arial"/>
-          <w:i/>
-          <w:sz w:val="21"/>
-        </w:rPr>
-        <w:t>aquí el repartidor registra la confirmación de entrega en la tienda de destino.</w:t>
+        <w:t>Información del pedido a entregar; desde aquí el repartidor registra la confirmación de entrega en la tienda de destino.</w:t>
       </w:r>
     </w:p>
     <w:p>
@@ -3927,7 +3577,7 @@
       </w:pPr>
     </w:p>
     <w:sectPr>
-      <w:footerReference w:type="default" r:id="rId36"/>
+      <w:footerReference w:type="default" r:id="rId34"/>
       <w:pgSz w:w="12240" w:h="15840"/>
       <w:pgMar w:top="1417" w:right="1701" w:bottom="1417" w:left="1701" w:header="708" w:footer="708" w:gutter="0"/>
       <w:cols w:space="708"/>
@@ -3937,12 +3587,8 @@
 </w:document>
 </file>
 
-<file path=word/commentsIds.xml><?xml version="1.0" encoding="utf-8"?>
-<w16cid:commentsIds xmlns:mc="http://schemas.openxmlformats.org/markup-compatibility/2006" xmlns:w16cid="http://schemas.microsoft.com/office/word/2016/wordml/cid" mc:Ignorable="w16cid"/>
-</file>
-
 <file path=word/endnotes.xml><?xml version="1.0" encoding="utf-8"?>
-<w:endnotes xmlns:wpc="http://schemas.microsoft.com/office/word/2010/wordprocessingCanvas" xmlns:cx="http://schemas.microsoft.com/office/drawing/2014/chartex" xmlns:mc="http://schemas.openxmlformats.org/markup-compatibility/2006" xmlns:o="urn:schemas-microsoft-com:office:office" xmlns:r="http://schemas.openxmlformats.org/officeDocument/2006/relationships" xmlns:m="http://schemas.openxmlformats.org/officeDocument/2006/math" xmlns:v="urn:schemas-microsoft-com:vml" xmlns:wp14="http://schemas.microsoft.com/office/word/2010/wordprocessingDrawing" xmlns:wp="http://schemas.openxmlformats.org/drawingml/2006/wordprocessingDrawing" xmlns:w10="urn:schemas-microsoft-com:office:word" xmlns:w="http://schemas.openxmlformats.org/wordprocessingml/2006/main" xmlns:w14="http://schemas.microsoft.com/office/word/2010/wordml" xmlns:w15="http://schemas.microsoft.com/office/word/2012/wordml" xmlns:w16se="http://schemas.microsoft.com/office/word/2015/wordml/symex" xmlns:wpg="http://schemas.microsoft.com/office/word/2010/wordprocessingGroup" xmlns:wpi="http://schemas.microsoft.com/office/word/2010/wordprocessingInk" xmlns:wne="http://schemas.microsoft.com/office/word/2006/wordml" xmlns:wps="http://schemas.microsoft.com/office/word/2010/wordprocessingShape" mc:Ignorable="w14 w15 w16se wp14">
+<w:endnotes xmlns:wpc="http://schemas.microsoft.com/office/word/2010/wordprocessingCanvas" xmlns:cx="http://schemas.microsoft.com/office/drawing/2014/chartex" xmlns:cx1="http://schemas.microsoft.com/office/drawing/2015/9/8/chartex" xmlns:cx2="http://schemas.microsoft.com/office/drawing/2015/10/21/chartex" xmlns:cx3="http://schemas.microsoft.com/office/drawing/2016/5/9/chartex" xmlns:cx4="http://schemas.microsoft.com/office/drawing/2016/5/10/chartex" xmlns:cx5="http://schemas.microsoft.com/office/drawing/2016/5/11/chartex" xmlns:cx6="http://schemas.microsoft.com/office/drawing/2016/5/12/chartex" xmlns:cx7="http://schemas.microsoft.com/office/drawing/2016/5/13/chartex" xmlns:cx8="http://schemas.microsoft.com/office/drawing/2016/5/14/chartex" xmlns:mc="http://schemas.openxmlformats.org/markup-compatibility/2006" xmlns:aink="http://schemas.microsoft.com/office/drawing/2016/ink" xmlns:am3d="http://schemas.microsoft.com/office/drawing/2017/model3d" xmlns:o="urn:schemas-microsoft-com:office:office" xmlns:oel="http://schemas.microsoft.com/office/2019/extlst" xmlns:r="http://schemas.openxmlformats.org/officeDocument/2006/relationships" xmlns:m="http://schemas.openxmlformats.org/officeDocument/2006/math" xmlns:v="urn:schemas-microsoft-com:vml" xmlns:wp14="http://schemas.microsoft.com/office/word/2010/wordprocessingDrawing" xmlns:wp="http://schemas.openxmlformats.org/drawingml/2006/wordprocessingDrawing" xmlns:w10="urn:schemas-microsoft-com:office:word" xmlns:w="http://schemas.openxmlformats.org/wordprocessingml/2006/main" xmlns:w14="http://schemas.microsoft.com/office/word/2010/wordml" xmlns:w15="http://schemas.microsoft.com/office/word/2012/wordml" xmlns:w16cei="http://schemas.microsoft.com/office/word/2026/wordml/cei" xmlns:w16cex="http://schemas.microsoft.com/office/word/2018/wordml/cex" xmlns:w16cid="http://schemas.microsoft.com/office/word/2016/wordml/cid" xmlns:w16="http://schemas.microsoft.com/office/word/2018/wordml" xmlns:w16du="http://schemas.microsoft.com/office/word/2023/wordml/word16du" xmlns:w16sdtdh="http://schemas.microsoft.com/office/word/2020/wordml/sdtdatahash" xmlns:w16sdtfl="http://schemas.microsoft.com/office/word/2024/wordml/sdtformatlock" xmlns:w16se="http://schemas.microsoft.com/office/word/2015/wordml/symex" xmlns:wpg="http://schemas.microsoft.com/office/word/2010/wordprocessingGroup" xmlns:wpi="http://schemas.microsoft.com/office/word/2010/wordprocessingInk" xmlns:wne="http://schemas.microsoft.com/office/word/2006/wordml" xmlns:wps="http://schemas.microsoft.com/office/word/2010/wordprocessingShape" mc:Ignorable="w14 w15 w16se w16cid w16 w16cex w16sdtdh w16sdtfl w16du wp14">
   <w:endnote w:type="separator" w:id="-1">
     <w:p>
       <w:pPr>
@@ -3967,68 +3613,7 @@
 </file>
 
 <file path=word/footer1.xml><?xml version="1.0" encoding="utf-8"?>
-<w:ftr xmlns:wpc="http://schemas.microsoft.com/office/word/2010/wordprocessingCanvas" xmlns:cx="http://schemas.microsoft.com/office/drawing/2014/chartex" xmlns:mc="http://schemas.openxmlformats.org/markup-compatibility/2006" xmlns:o="urn:schemas-microsoft-com:office:office" xmlns:r="http://schemas.openxmlformats.org/officeDocument/2006/relationships" xmlns:m="http://schemas.openxmlformats.org/officeDocument/2006/math" xmlns:v="urn:schemas-microsoft-com:vml" xmlns:wp14="http://schemas.microsoft.com/office/word/2010/wordprocessingDrawing" xmlns:wp="http://schemas.openxmlformats.org/drawingml/2006/wordprocessingDrawing" xmlns:w10="urn:schemas-microsoft-com:office:word" xmlns:w="http://schemas.openxmlformats.org/wordprocessingml/2006/main" xmlns:w14="http://schemas.microsoft.com/office/word/2010/wordml" xmlns:w15="http://schemas.microsoft.com/office/word/2012/wordml" xmlns:w16se="http://schemas.microsoft.com/office/word/2015/wordml/symex" xmlns:wpg="http://schemas.microsoft.com/office/word/2010/wordprocessingGroup" xmlns:wpi="http://schemas.microsoft.com/office/word/2010/wordprocessingInk" xmlns:wne="http://schemas.microsoft.com/office/word/2006/wordml" xmlns:wps="http://schemas.microsoft.com/office/word/2010/wordprocessingShape" mc:Ignorable="w14 w15 w16se wp14">
-  <w:tbl>
-    <w:tblPr>
-      <w:tblW w:w="0" w:type="auto"/>
-      <w:tblLayout w:type="fixed"/>
-      <w:tblLook w:val="06A0" w:firstRow="1" w:lastRow="0" w:firstColumn="1" w:lastColumn="0" w:noHBand="1" w:noVBand="1"/>
-    </w:tblPr>
-    <w:tblGrid>
-      <w:gridCol w:w="2945"/>
-      <w:gridCol w:w="2945"/>
-      <w:gridCol w:w="2945"/>
-    </w:tblGrid>
-    <w:tr>
-      <w:trPr>
-        <w:trHeight w:val="300"/>
-      </w:trPr>
-      <w:tc>
-        <w:tcPr>
-          <w:tcW w:w="2945" w:type="dxa"/>
-        </w:tcPr>
-        <w:p>
-          <w:pPr>
-            <w:pStyle w:val="Encabezado"/>
-            <w:ind w:left="-115"/>
-          </w:pPr>
-        </w:p>
-      </w:tc>
-      <w:tc>
-        <w:tcPr>
-          <w:tcW w:w="2945" w:type="dxa"/>
-        </w:tcPr>
-        <w:p>
-          <w:pPr>
-            <w:pStyle w:val="Encabezado"/>
-            <w:jc w:val="center"/>
-          </w:pPr>
-        </w:p>
-      </w:tc>
-      <w:tc>
-        <w:tcPr>
-          <w:tcW w:w="2945" w:type="dxa"/>
-        </w:tcPr>
-        <w:p>
-          <w:pPr>
-            <w:pStyle w:val="Encabezado"/>
-            <w:ind w:right="-115"/>
-            <w:jc w:val="right"/>
-          </w:pPr>
-        </w:p>
-      </w:tc>
-    </w:tr>
-  </w:tbl>
-  <w:p>
-    <w:pPr>
-      <w:pStyle w:val="Piedepgina"/>
-    </w:pPr>
-  </w:p>
-</w:ftr>
-</file>
-
-<file path=word/footer2.xml><?xml version="1.0" encoding="utf-8"?>
-<w:ftr xmlns:wpc="http://schemas.microsoft.com/office/word/2010/wordprocessingCanvas" xmlns:cx="http://schemas.microsoft.com/office/drawing/2014/chartex" xmlns:mc="http://schemas.openxmlformats.org/markup-compatibility/2006" xmlns:o="urn:schemas-microsoft-com:office:office" xmlns:r="http://schemas.openxmlformats.org/officeDocument/2006/relationships" xmlns:m="http://schemas.openxmlformats.org/officeDocument/2006/math" xmlns:v="urn:schemas-microsoft-com:vml" xmlns:wp14="http://schemas.microsoft.com/office/word/2010/wordprocessingDrawing" xmlns:wp="http://schemas.openxmlformats.org/drawingml/2006/wordprocessingDrawing" xmlns:w10="urn:schemas-microsoft-com:office:word" xmlns:w="http://schemas.openxmlformats.org/wordprocessingml/2006/main" xmlns:w14="http://schemas.microsoft.com/office/word/2010/wordml" xmlns:w15="http://schemas.microsoft.com/office/word/2012/wordml" xmlns:w16se="http://schemas.microsoft.com/office/word/2015/wordml/symex" xmlns:wpg="http://schemas.microsoft.com/office/word/2010/wordprocessingGroup" xmlns:wpi="http://schemas.microsoft.com/office/word/2010/wordprocessingInk" xmlns:wne="http://schemas.microsoft.com/office/word/2006/wordml" xmlns:wps="http://schemas.microsoft.com/office/word/2010/wordprocessingShape" mc:Ignorable="w14 w15 w16se wp14">
+<w:ftr xmlns:wpc="http://schemas.microsoft.com/office/word/2010/wordprocessingCanvas" xmlns:cx="http://schemas.microsoft.com/office/drawing/2014/chartex" xmlns:cx1="http://schemas.microsoft.com/office/drawing/2015/9/8/chartex" xmlns:cx2="http://schemas.microsoft.com/office/drawing/2015/10/21/chartex" xmlns:cx3="http://schemas.microsoft.com/office/drawing/2016/5/9/chartex" xmlns:cx4="http://schemas.microsoft.com/office/drawing/2016/5/10/chartex" xmlns:cx5="http://schemas.microsoft.com/office/drawing/2016/5/11/chartex" xmlns:cx6="http://schemas.microsoft.com/office/drawing/2016/5/12/chartex" xmlns:cx7="http://schemas.microsoft.com/office/drawing/2016/5/13/chartex" xmlns:cx8="http://schemas.microsoft.com/office/drawing/2016/5/14/chartex" xmlns:mc="http://schemas.openxmlformats.org/markup-compatibility/2006" xmlns:aink="http://schemas.microsoft.com/office/drawing/2016/ink" xmlns:am3d="http://schemas.microsoft.com/office/drawing/2017/model3d" xmlns:o="urn:schemas-microsoft-com:office:office" xmlns:oel="http://schemas.microsoft.com/office/2019/extlst" xmlns:r="http://schemas.openxmlformats.org/officeDocument/2006/relationships" xmlns:m="http://schemas.openxmlformats.org/officeDocument/2006/math" xmlns:v="urn:schemas-microsoft-com:vml" xmlns:wp14="http://schemas.microsoft.com/office/word/2010/wordprocessingDrawing" xmlns:wp="http://schemas.openxmlformats.org/drawingml/2006/wordprocessingDrawing" xmlns:w10="urn:schemas-microsoft-com:office:word" xmlns:w="http://schemas.openxmlformats.org/wordprocessingml/2006/main" xmlns:w14="http://schemas.microsoft.com/office/word/2010/wordml" xmlns:w15="http://schemas.microsoft.com/office/word/2012/wordml" xmlns:w16cei="http://schemas.microsoft.com/office/word/2026/wordml/cei" xmlns:w16cex="http://schemas.microsoft.com/office/word/2018/wordml/cex" xmlns:w16cid="http://schemas.microsoft.com/office/word/2016/wordml/cid" xmlns:w16="http://schemas.microsoft.com/office/word/2018/wordml" xmlns:w16du="http://schemas.microsoft.com/office/word/2023/wordml/word16du" xmlns:w16sdtdh="http://schemas.microsoft.com/office/word/2020/wordml/sdtdatahash" xmlns:w16sdtfl="http://schemas.microsoft.com/office/word/2024/wordml/sdtformatlock" xmlns:w16se="http://schemas.microsoft.com/office/word/2015/wordml/symex" xmlns:wpg="http://schemas.microsoft.com/office/word/2010/wordprocessingGroup" xmlns:wpi="http://schemas.microsoft.com/office/word/2010/wordprocessingInk" xmlns:wne="http://schemas.microsoft.com/office/word/2006/wordml" xmlns:wps="http://schemas.microsoft.com/office/word/2010/wordprocessingShape" mc:Ignorable="w14 w15 w16se w16cid w16 w16cex w16sdtdh w16sdtfl w16du wp14">
   <w:tbl>
     <w:tblPr>
       <w:tblW w:w="0" w:type="auto"/>
@@ -4089,7 +3674,7 @@
 </file>
 
 <file path=word/footnotes.xml><?xml version="1.0" encoding="utf-8"?>
-<w:footnotes xmlns:wpc="http://schemas.microsoft.com/office/word/2010/wordprocessingCanvas" xmlns:cx="http://schemas.microsoft.com/office/drawing/2014/chartex" xmlns:mc="http://schemas.openxmlformats.org/markup-compatibility/2006" xmlns:o="urn:schemas-microsoft-com:office:office" xmlns:r="http://schemas.openxmlformats.org/officeDocument/2006/relationships" xmlns:m="http://schemas.openxmlformats.org/officeDocument/2006/math" xmlns:v="urn:schemas-microsoft-com:vml" xmlns:wp14="http://schemas.microsoft.com/office/word/2010/wordprocessingDrawing" xmlns:wp="http://schemas.openxmlformats.org/drawingml/2006/wordprocessingDrawing" xmlns:w10="urn:schemas-microsoft-com:office:word" xmlns:w="http://schemas.openxmlformats.org/wordprocessingml/2006/main" xmlns:w14="http://schemas.microsoft.com/office/word/2010/wordml" xmlns:w15="http://schemas.microsoft.com/office/word/2012/wordml" xmlns:w16se="http://schemas.microsoft.com/office/word/2015/wordml/symex" xmlns:wpg="http://schemas.microsoft.com/office/word/2010/wordprocessingGroup" xmlns:wpi="http://schemas.microsoft.com/office/word/2010/wordprocessingInk" xmlns:wne="http://schemas.microsoft.com/office/word/2006/wordml" xmlns:wps="http://schemas.microsoft.com/office/word/2010/wordprocessingShape" mc:Ignorable="w14 w15 w16se wp14">
+<w:footnotes xmlns:wpc="http://schemas.microsoft.com/office/word/2010/wordprocessingCanvas" xmlns:cx="http://schemas.microsoft.com/office/drawing/2014/chartex" xmlns:cx1="http://schemas.microsoft.com/office/drawing/2015/9/8/chartex" xmlns:cx2="http://schemas.microsoft.com/office/drawing/2015/10/21/chartex" xmlns:cx3="http://schemas.microsoft.com/office/drawing/2016/5/9/chartex" xmlns:cx4="http://schemas.microsoft.com/office/drawing/2016/5/10/chartex" xmlns:cx5="http://schemas.microsoft.com/office/drawing/2016/5/11/chartex" xmlns:cx6="http://schemas.microsoft.com/office/drawing/2016/5/12/chartex" xmlns:cx7="http://schemas.microsoft.com/office/drawing/2016/5/13/chartex" xmlns:cx8="http://schemas.microsoft.com/office/drawing/2016/5/14/chartex" xmlns:mc="http://schemas.openxmlformats.org/markup-compatibility/2006" xmlns:aink="http://schemas.microsoft.com/office/drawing/2016/ink" xmlns:am3d="http://schemas.microsoft.com/office/drawing/2017/model3d" xmlns:o="urn:schemas-microsoft-com:office:office" xmlns:oel="http://schemas.microsoft.com/office/2019/extlst" xmlns:r="http://schemas.openxmlformats.org/officeDocument/2006/relationships" xmlns:m="http://schemas.openxmlformats.org/officeDocument/2006/math" xmlns:v="urn:schemas-microsoft-com:vml" xmlns:wp14="http://schemas.microsoft.com/office/word/2010/wordprocessingDrawing" xmlns:wp="http://schemas.openxmlformats.org/drawingml/2006/wordprocessingDrawing" xmlns:w10="urn:schemas-microsoft-com:office:word" xmlns:w="http://schemas.openxmlformats.org/wordprocessingml/2006/main" xmlns:w14="http://schemas.microsoft.com/office/word/2010/wordml" xmlns:w15="http://schemas.microsoft.com/office/word/2012/wordml" xmlns:w16cei="http://schemas.microsoft.com/office/word/2026/wordml/cei" xmlns:w16cex="http://schemas.microsoft.com/office/word/2018/wordml/cex" xmlns:w16cid="http://schemas.microsoft.com/office/word/2016/wordml/cid" xmlns:w16="http://schemas.microsoft.com/office/word/2018/wordml" xmlns:w16du="http://schemas.microsoft.com/office/word/2023/wordml/word16du" xmlns:w16sdtdh="http://schemas.microsoft.com/office/word/2020/wordml/sdtdatahash" xmlns:w16sdtfl="http://schemas.microsoft.com/office/word/2024/wordml/sdtformatlock" xmlns:w16se="http://schemas.microsoft.com/office/word/2015/wordml/symex" xmlns:wpg="http://schemas.microsoft.com/office/word/2010/wordprocessingGroup" xmlns:wpi="http://schemas.microsoft.com/office/word/2010/wordprocessingInk" xmlns:wne="http://schemas.microsoft.com/office/word/2006/wordml" xmlns:wps="http://schemas.microsoft.com/office/word/2010/wordprocessingShape" mc:Ignorable="w14 w15 w16se w16cid w16 w16cex w16sdtdh w16sdtfl w16du wp14">
   <w:footnote w:type="separator" w:id="-1">
     <w:p>
       <w:pPr>
@@ -4113,174 +3698,8 @@
 </w:footnotes>
 </file>
 
-<file path=word/header1.xml><?xml version="1.0" encoding="utf-8"?>
-<w:hdr xmlns:wpc="http://schemas.microsoft.com/office/word/2010/wordprocessingCanvas" xmlns:cx="http://schemas.microsoft.com/office/drawing/2014/chartex" xmlns:mc="http://schemas.openxmlformats.org/markup-compatibility/2006" xmlns:o="urn:schemas-microsoft-com:office:office" xmlns:r="http://schemas.openxmlformats.org/officeDocument/2006/relationships" xmlns:m="http://schemas.openxmlformats.org/officeDocument/2006/math" xmlns:v="urn:schemas-microsoft-com:vml" xmlns:wp14="http://schemas.microsoft.com/office/word/2010/wordprocessingDrawing" xmlns:wp="http://schemas.openxmlformats.org/drawingml/2006/wordprocessingDrawing" xmlns:w10="urn:schemas-microsoft-com:office:word" xmlns:w="http://schemas.openxmlformats.org/wordprocessingml/2006/main" xmlns:w14="http://schemas.microsoft.com/office/word/2010/wordml" xmlns:w15="http://schemas.microsoft.com/office/word/2012/wordml" xmlns:w16se="http://schemas.microsoft.com/office/word/2015/wordml/symex" xmlns:wpg="http://schemas.microsoft.com/office/word/2010/wordprocessingGroup" xmlns:wpi="http://schemas.microsoft.com/office/word/2010/wordprocessingInk" xmlns:wne="http://schemas.microsoft.com/office/word/2006/wordml" xmlns:wps="http://schemas.microsoft.com/office/word/2010/wordprocessingShape" mc:Ignorable="w14 w15 w16se wp14">
-  <w:p>
-    <w:pPr>
-      <w:pStyle w:val="Encabezado"/>
-    </w:pPr>
-    <w:r>
-      <w:rPr>
-        <w:rFonts w:ascii="Verdana" w:hAnsi="Verdana" w:cs="MoolBoran"/>
-        <w:b/>
-        <w:bCs/>
-        <w:i/>
-        <w:iCs/>
-        <w:noProof/>
-        <w:color w:val="003668"/>
-        <w:sz w:val="21"/>
-        <w:szCs w:val="21"/>
-        <w:lang w:val="en-US"/>
-      </w:rPr>
-      <w:drawing>
-        <wp:anchor distT="0" distB="0" distL="114300" distR="114300" simplePos="0" relativeHeight="251662336" behindDoc="0" locked="0" layoutInCell="1" allowOverlap="1" wp14:anchorId="7B037AD1" wp14:editId="13056FC6">
-          <wp:simplePos x="0" y="0"/>
-          <wp:positionH relativeFrom="column">
-            <wp:posOffset>4175760</wp:posOffset>
-          </wp:positionH>
-          <wp:positionV relativeFrom="paragraph">
-            <wp:posOffset>8255</wp:posOffset>
-          </wp:positionV>
-          <wp:extent cx="1397480" cy="644293"/>
-          <wp:effectExtent l="0" t="0" r="0" b="3810"/>
-          <wp:wrapNone/>
-          <wp:docPr id="11" name="Picture 11"/>
-          <wp:cNvGraphicFramePr>
-            <a:graphicFrameLocks xmlns:a="http://schemas.openxmlformats.org/drawingml/2006/main" noChangeAspect="1"/>
-          </wp:cNvGraphicFramePr>
-          <a:graphic xmlns:a="http://schemas.openxmlformats.org/drawingml/2006/main">
-            <a:graphicData uri="http://schemas.openxmlformats.org/drawingml/2006/picture">
-              <pic:pic xmlns:pic="http://schemas.openxmlformats.org/drawingml/2006/picture">
-                <pic:nvPicPr>
-                  <pic:cNvPr id="11" name="Picture 11"/>
-                  <pic:cNvPicPr/>
-                </pic:nvPicPr>
-                <pic:blipFill>
-                  <a:blip r:embed="rId1">
-                    <a:extLst>
-                      <a:ext uri="{28A0092B-C50C-407E-A947-70E740481C1C}">
-                        <a14:useLocalDpi xmlns:a14="http://schemas.microsoft.com/office/drawing/2010/main" val="0"/>
-                      </a:ext>
-                    </a:extLst>
-                  </a:blip>
-                  <a:stretch>
-                    <a:fillRect/>
-                  </a:stretch>
-                </pic:blipFill>
-                <pic:spPr>
-                  <a:xfrm>
-                    <a:off x="0" y="0"/>
-                    <a:ext cx="1397480" cy="644293"/>
-                  </a:xfrm>
-                  <a:prstGeom prst="rect">
-                    <a:avLst/>
-                  </a:prstGeom>
-                </pic:spPr>
-              </pic:pic>
-            </a:graphicData>
-          </a:graphic>
-          <wp14:sizeRelH relativeFrom="page">
-            <wp14:pctWidth>0</wp14:pctWidth>
-          </wp14:sizeRelH>
-          <wp14:sizeRelV relativeFrom="page">
-            <wp14:pctHeight>0</wp14:pctHeight>
-          </wp14:sizeRelV>
-        </wp:anchor>
-      </w:drawing>
-    </w:r>
-    <w:r>
-      <w:rPr>
-        <w:noProof/>
-        <w:color w:val="000000"/>
-        <w:lang w:val="en-US"/>
-      </w:rPr>
-      <w:drawing>
-        <wp:anchor distT="0" distB="0" distL="114300" distR="114300" simplePos="0" relativeHeight="251660288" behindDoc="0" locked="0" layoutInCell="1" allowOverlap="1" wp14:anchorId="1B8209E8" wp14:editId="295C1BCF">
-          <wp:simplePos x="0" y="0"/>
-          <wp:positionH relativeFrom="margin">
-            <wp:align>left</wp:align>
-          </wp:positionH>
-          <wp:positionV relativeFrom="paragraph">
-            <wp:posOffset>2540</wp:posOffset>
-          </wp:positionV>
-          <wp:extent cx="1808251" cy="723386"/>
-          <wp:effectExtent l="0" t="0" r="1905" b="635"/>
-          <wp:wrapNone/>
-          <wp:docPr id="15" name="image3.png" descr="Logotipo&#10;&#10;Descripción generada automáticamente"/>
-          <wp:cNvGraphicFramePr/>
-          <a:graphic xmlns:a="http://schemas.openxmlformats.org/drawingml/2006/main">
-            <a:graphicData uri="http://schemas.openxmlformats.org/drawingml/2006/picture">
-              <pic:pic xmlns:pic="http://schemas.openxmlformats.org/drawingml/2006/picture">
-                <pic:nvPicPr>
-                  <pic:cNvPr id="15" name="image3.png" descr="Logotipo&#10;&#10;Descripción generada automáticamente"/>
-                  <pic:cNvPicPr preferRelativeResize="0"/>
-                </pic:nvPicPr>
-                <pic:blipFill>
-                  <a:blip r:embed="rId2">
-                    <a:extLst>
-                      <a:ext uri="{28A0092B-C50C-407E-A947-70E740481C1C}">
-                        <a14:useLocalDpi xmlns:a14="http://schemas.microsoft.com/office/drawing/2010/main" val="0"/>
-                      </a:ext>
-                    </a:extLst>
-                  </a:blip>
-                  <a:srcRect/>
-                  <a:stretch>
-                    <a:fillRect/>
-                  </a:stretch>
-                </pic:blipFill>
-                <pic:spPr>
-                  <a:xfrm>
-                    <a:off x="0" y="0"/>
-                    <a:ext cx="1808251" cy="723386"/>
-                  </a:xfrm>
-                  <a:prstGeom prst="rect">
-                    <a:avLst/>
-                  </a:prstGeom>
-                  <a:ln/>
-                </pic:spPr>
-              </pic:pic>
-            </a:graphicData>
-          </a:graphic>
-          <wp14:sizeRelH relativeFrom="margin">
-            <wp14:pctWidth>0</wp14:pctWidth>
-          </wp14:sizeRelH>
-          <wp14:sizeRelV relativeFrom="margin">
-            <wp14:pctHeight>0</wp14:pctHeight>
-          </wp14:sizeRelV>
-        </wp:anchor>
-      </w:drawing>
-    </w:r>
-  </w:p>
-  <w:p>
-    <w:pPr>
-      <w:pStyle w:val="Encabezado"/>
-    </w:pPr>
-  </w:p>
-  <w:p>
-    <w:pPr>
-      <w:pStyle w:val="Encabezado"/>
-    </w:pPr>
-  </w:p>
-  <w:p>
-    <w:pPr>
-      <w:pStyle w:val="Encabezado"/>
-    </w:pPr>
-  </w:p>
-  <w:p>
-    <w:pPr>
-      <w:pStyle w:val="Encabezado"/>
-    </w:pPr>
-  </w:p>
-  <w:p>
-    <w:pPr>
-      <w:pStyle w:val="Encabezado"/>
-    </w:pPr>
-  </w:p>
-</w:hdr>
-</file>
-
 <file path=word/numbering.xml><?xml version="1.0" encoding="utf-8"?>
-<w:numbering xmlns:wpc="http://schemas.microsoft.com/office/word/2010/wordprocessingCanvas" xmlns:cx="http://schemas.microsoft.com/office/drawing/2014/chartex" xmlns:mc="http://schemas.openxmlformats.org/markup-compatibility/2006" xmlns:o="urn:schemas-microsoft-com:office:office" xmlns:r="http://schemas.openxmlformats.org/officeDocument/2006/relationships" xmlns:m="http://schemas.openxmlformats.org/officeDocument/2006/math" xmlns:v="urn:schemas-microsoft-com:vml" xmlns:wp14="http://schemas.microsoft.com/office/word/2010/wordprocessingDrawing" xmlns:wp="http://schemas.openxmlformats.org/drawingml/2006/wordprocessingDrawing" xmlns:w10="urn:schemas-microsoft-com:office:word" xmlns:w="http://schemas.openxmlformats.org/wordprocessingml/2006/main" xmlns:w14="http://schemas.microsoft.com/office/word/2010/wordml" xmlns:w15="http://schemas.microsoft.com/office/word/2012/wordml" xmlns:w16se="http://schemas.microsoft.com/office/word/2015/wordml/symex" xmlns:wpg="http://schemas.microsoft.com/office/word/2010/wordprocessingGroup" xmlns:wpi="http://schemas.microsoft.com/office/word/2010/wordprocessingInk" xmlns:wne="http://schemas.microsoft.com/office/word/2006/wordml" xmlns:wps="http://schemas.microsoft.com/office/word/2010/wordprocessingShape" mc:Ignorable="w14 w15 w16se wp14">
+<w:numbering xmlns:wpc="http://schemas.microsoft.com/office/word/2010/wordprocessingCanvas" xmlns:cx="http://schemas.microsoft.com/office/drawing/2014/chartex" xmlns:cx1="http://schemas.microsoft.com/office/drawing/2015/9/8/chartex" xmlns:cx2="http://schemas.microsoft.com/office/drawing/2015/10/21/chartex" xmlns:cx3="http://schemas.microsoft.com/office/drawing/2016/5/9/chartex" xmlns:cx4="http://schemas.microsoft.com/office/drawing/2016/5/10/chartex" xmlns:cx5="http://schemas.microsoft.com/office/drawing/2016/5/11/chartex" xmlns:cx6="http://schemas.microsoft.com/office/drawing/2016/5/12/chartex" xmlns:cx7="http://schemas.microsoft.com/office/drawing/2016/5/13/chartex" xmlns:cx8="http://schemas.microsoft.com/office/drawing/2016/5/14/chartex" xmlns:mc="http://schemas.openxmlformats.org/markup-compatibility/2006" xmlns:aink="http://schemas.microsoft.com/office/drawing/2016/ink" xmlns:am3d="http://schemas.microsoft.com/office/drawing/2017/model3d" xmlns:o="urn:schemas-microsoft-com:office:office" xmlns:oel="http://schemas.microsoft.com/office/2019/extlst" xmlns:r="http://schemas.openxmlformats.org/officeDocument/2006/relationships" xmlns:m="http://schemas.openxmlformats.org/officeDocument/2006/math" xmlns:v="urn:schemas-microsoft-com:vml" xmlns:wp14="http://schemas.microsoft.com/office/word/2010/wordprocessingDrawing" xmlns:wp="http://schemas.openxmlformats.org/drawingml/2006/wordprocessingDrawing" xmlns:w10="urn:schemas-microsoft-com:office:word" xmlns:w="http://schemas.openxmlformats.org/wordprocessingml/2006/main" xmlns:w14="http://schemas.microsoft.com/office/word/2010/wordml" xmlns:w15="http://schemas.microsoft.com/office/word/2012/wordml" xmlns:w16cei="http://schemas.microsoft.com/office/word/2026/wordml/cei" xmlns:w16cex="http://schemas.microsoft.com/office/word/2018/wordml/cex" xmlns:w16cid="http://schemas.microsoft.com/office/word/2016/wordml/cid" xmlns:w16="http://schemas.microsoft.com/office/word/2018/wordml" xmlns:w16du="http://schemas.microsoft.com/office/word/2023/wordml/word16du" xmlns:w16sdtdh="http://schemas.microsoft.com/office/word/2020/wordml/sdtdatahash" xmlns:w16sdtfl="http://schemas.microsoft.com/office/word/2024/wordml/sdtformatlock" xmlns:w16se="http://schemas.microsoft.com/office/word/2015/wordml/symex" xmlns:wpg="http://schemas.microsoft.com/office/word/2010/wordprocessingGroup" xmlns:wpi="http://schemas.microsoft.com/office/word/2010/wordprocessingInk" xmlns:wne="http://schemas.microsoft.com/office/word/2006/wordml" xmlns:wps="http://schemas.microsoft.com/office/word/2010/wordprocessingShape" mc:Ignorable="w14 w15 w16se w16cid w16 w16cex w16sdtdh w16sdtfl w16du wp14">
   <w:abstractNum w:abstractNumId="0" w15:restartNumberingAfterBreak="0">
     <w:nsid w:val="31E25E31"/>
     <w:multiLevelType w:val="hybridMultilevel"/>
@@ -4515,17 +3934,17 @@
       </w:rPr>
     </w:lvl>
   </w:abstractNum>
-  <w:num w:numId="1">
+  <w:num w:numId="1" w16cid:durableId="2003897260">
     <w:abstractNumId w:val="1"/>
   </w:num>
-  <w:num w:numId="2">
+  <w:num w:numId="2" w16cid:durableId="141118462">
     <w:abstractNumId w:val="0"/>
   </w:num>
 </w:numbering>
 </file>
 
 <file path=word/styles.xml><?xml version="1.0" encoding="utf-8"?>
-<w:styles xmlns:mc="http://schemas.openxmlformats.org/markup-compatibility/2006" xmlns:r="http://schemas.openxmlformats.org/officeDocument/2006/relationships" xmlns:w="http://schemas.openxmlformats.org/wordprocessingml/2006/main" xmlns:w14="http://schemas.microsoft.com/office/word/2010/wordml" xmlns:w15="http://schemas.microsoft.com/office/word/2012/wordml" xmlns:w16se="http://schemas.microsoft.com/office/word/2015/wordml/symex" mc:Ignorable="w14 w15 w16se">
+<w:styles xmlns:mc="http://schemas.openxmlformats.org/markup-compatibility/2006" xmlns:r="http://schemas.openxmlformats.org/officeDocument/2006/relationships" xmlns:w="http://schemas.openxmlformats.org/wordprocessingml/2006/main" xmlns:w14="http://schemas.microsoft.com/office/word/2010/wordml" xmlns:w15="http://schemas.microsoft.com/office/word/2012/wordml" xmlns:w16cex="http://schemas.microsoft.com/office/word/2018/wordml/cex" xmlns:w16cid="http://schemas.microsoft.com/office/word/2016/wordml/cid" xmlns:w16="http://schemas.microsoft.com/office/word/2018/wordml" xmlns:w16du="http://schemas.microsoft.com/office/word/2023/wordml/word16du" xmlns:w16sdtdh="http://schemas.microsoft.com/office/word/2020/wordml/sdtdatahash" xmlns:w16sdtfl="http://schemas.microsoft.com/office/word/2024/wordml/sdtformatlock" xmlns:w16se="http://schemas.microsoft.com/office/word/2015/wordml/symex" mc:Ignorable="w14 w15 w16se w16cid w16 w16cex w16sdtdh w16sdtfl w16du">
   <w:docDefaults>
     <w:rPrDefault>
       <w:rPr>
@@ -4541,7 +3960,7 @@
       </w:pPr>
     </w:pPrDefault>
   </w:docDefaults>
-  <w:latentStyles w:defLockedState="0" w:defUIPriority="99" w:defSemiHidden="0" w:defUnhideWhenUsed="0" w:defQFormat="0" w:count="371">
+  <w:latentStyles w:defLockedState="0" w:defUIPriority="99" w:defSemiHidden="0" w:defUnhideWhenUsed="0" w:defQFormat="0" w:count="376">
     <w:lsdException w:name="Normal" w:uiPriority="0" w:qFormat="1"/>
     <w:lsdException w:name="heading 1" w:uiPriority="9" w:qFormat="1"/>
     <w:lsdException w:name="heading 2" w:semiHidden="1" w:uiPriority="9" w:unhideWhenUsed="1" w:qFormat="1"/>
@@ -4913,6 +4332,11 @@
     <w:lsdException w:name="List Table 5 Dark Accent 6" w:uiPriority="50"/>
     <w:lsdException w:name="List Table 6 Colorful Accent 6" w:uiPriority="51"/>
     <w:lsdException w:name="List Table 7 Colorful Accent 6" w:uiPriority="52"/>
+    <w:lsdException w:name="Mention" w:semiHidden="1" w:unhideWhenUsed="1"/>
+    <w:lsdException w:name="Smart Hyperlink" w:semiHidden="1" w:unhideWhenUsed="1"/>
+    <w:lsdException w:name="Hashtag" w:semiHidden="1" w:unhideWhenUsed="1"/>
+    <w:lsdException w:name="Unresolved Mention" w:semiHidden="1" w:unhideWhenUsed="1"/>
+    <w:lsdException w:name="Smart Link" w:semiHidden="1" w:unhideWhenUsed="1"/>
   </w:latentStyles>
   <w:style w:type="paragraph" w:default="1" w:styleId="Normal">
     <w:name w:val="Normal"/>
@@ -5001,7 +4425,7 @@
       <w:contextualSpacing/>
     </w:pPr>
   </w:style>
-  <w:style w:type="table" w:styleId="Cuadrculadetablaclara">
+  <w:style w:type="table" w:styleId="Tablaconcuadrculaclara">
     <w:name w:val="Grid Table Light"/>
     <w:basedOn w:val="Tablanormal"/>
     <w:uiPriority w:val="40"/>
@@ -5157,7 +4581,7 @@
 </file>
 
 <file path=word/glossary/document.xml><?xml version="1.0" encoding="utf-8"?>
-<w:glossaryDocument xmlns:wpc="http://schemas.microsoft.com/office/word/2010/wordprocessingCanvas" xmlns:cx="http://schemas.microsoft.com/office/drawing/2014/chartex" xmlns:mc="http://schemas.openxmlformats.org/markup-compatibility/2006" xmlns:o="urn:schemas-microsoft-com:office:office" xmlns:r="http://schemas.openxmlformats.org/officeDocument/2006/relationships" xmlns:m="http://schemas.openxmlformats.org/officeDocument/2006/math" xmlns:v="urn:schemas-microsoft-com:vml" xmlns:wp14="http://schemas.microsoft.com/office/word/2010/wordprocessingDrawing" xmlns:wp="http://schemas.openxmlformats.org/drawingml/2006/wordprocessingDrawing" xmlns:w10="urn:schemas-microsoft-com:office:word" xmlns:w="http://schemas.openxmlformats.org/wordprocessingml/2006/main" xmlns:w14="http://schemas.microsoft.com/office/word/2010/wordml" xmlns:w15="http://schemas.microsoft.com/office/word/2012/wordml" xmlns:w16se="http://schemas.microsoft.com/office/word/2015/wordml/symex" xmlns:wpg="http://schemas.microsoft.com/office/word/2010/wordprocessingGroup" xmlns:wpi="http://schemas.microsoft.com/office/word/2010/wordprocessingInk" xmlns:wne="http://schemas.microsoft.com/office/word/2006/wordml" xmlns:wps="http://schemas.microsoft.com/office/word/2010/wordprocessingShape" mc:Ignorable="w14 w15 w16se wp14">
+<w:glossaryDocument xmlns:wpc="http://schemas.microsoft.com/office/word/2010/wordprocessingCanvas" xmlns:cx="http://schemas.microsoft.com/office/drawing/2014/chartex" xmlns:cx1="http://schemas.microsoft.com/office/drawing/2015/9/8/chartex" xmlns:cx2="http://schemas.microsoft.com/office/drawing/2015/10/21/chartex" xmlns:cx3="http://schemas.microsoft.com/office/drawing/2016/5/9/chartex" xmlns:cx4="http://schemas.microsoft.com/office/drawing/2016/5/10/chartex" xmlns:cx5="http://schemas.microsoft.com/office/drawing/2016/5/11/chartex" xmlns:cx6="http://schemas.microsoft.com/office/drawing/2016/5/12/chartex" xmlns:cx7="http://schemas.microsoft.com/office/drawing/2016/5/13/chartex" xmlns:cx8="http://schemas.microsoft.com/office/drawing/2016/5/14/chartex" xmlns:mc="http://schemas.openxmlformats.org/markup-compatibility/2006" xmlns:aink="http://schemas.microsoft.com/office/drawing/2016/ink" xmlns:am3d="http://schemas.microsoft.com/office/drawing/2017/model3d" xmlns:o="urn:schemas-microsoft-com:office:office" xmlns:oel="http://schemas.microsoft.com/office/2019/extlst" xmlns:r="http://schemas.openxmlformats.org/officeDocument/2006/relationships" xmlns:m="http://schemas.openxmlformats.org/officeDocument/2006/math" xmlns:v="urn:schemas-microsoft-com:vml" xmlns:wp14="http://schemas.microsoft.com/office/word/2010/wordprocessingDrawing" xmlns:wp="http://schemas.openxmlformats.org/drawingml/2006/wordprocessingDrawing" xmlns:w10="urn:schemas-microsoft-com:office:word" xmlns:w="http://schemas.openxmlformats.org/wordprocessingml/2006/main" xmlns:w14="http://schemas.microsoft.com/office/word/2010/wordml" xmlns:w15="http://schemas.microsoft.com/office/word/2012/wordml" xmlns:w16cei="http://schemas.microsoft.com/office/word/2026/wordml/cei" xmlns:w16cex="http://schemas.microsoft.com/office/word/2018/wordml/cex" xmlns:w16cid="http://schemas.microsoft.com/office/word/2016/wordml/cid" xmlns:w16="http://schemas.microsoft.com/office/word/2018/wordml" xmlns:w16du="http://schemas.microsoft.com/office/word/2023/wordml/word16du" xmlns:w16sdtdh="http://schemas.microsoft.com/office/word/2020/wordml/sdtdatahash" xmlns:w16sdtfl="http://schemas.microsoft.com/office/word/2024/wordml/sdtformatlock" xmlns:w16se="http://schemas.microsoft.com/office/word/2015/wordml/symex" xmlns:wpg="http://schemas.microsoft.com/office/word/2010/wordprocessingGroup" xmlns:wpi="http://schemas.microsoft.com/office/word/2010/wordprocessingInk" xmlns:wne="http://schemas.microsoft.com/office/word/2006/wordml" xmlns:wps="http://schemas.microsoft.com/office/word/2010/wordprocessingShape" mc:Ignorable="w14 w15 w16se w16cid w16 w16cex w16sdtdh w16sdtfl w16du wp14">
   <w:docParts>
     <w:docPart>
       <w:docPartPr>
@@ -5232,7 +4656,7 @@
 </file>
 
 <file path=word/glossary/fontTable.xml><?xml version="1.0" encoding="utf-8"?>
-<w:fonts xmlns:mc="http://schemas.openxmlformats.org/markup-compatibility/2006" xmlns:r="http://schemas.openxmlformats.org/officeDocument/2006/relationships" xmlns:w="http://schemas.openxmlformats.org/wordprocessingml/2006/main" xmlns:w14="http://schemas.microsoft.com/office/word/2010/wordml" xmlns:w15="http://schemas.microsoft.com/office/word/2012/wordml" xmlns:w16se="http://schemas.microsoft.com/office/word/2015/wordml/symex" mc:Ignorable="w14 w15 w16se">
+<w:fonts xmlns:mc="http://schemas.openxmlformats.org/markup-compatibility/2006" xmlns:r="http://schemas.openxmlformats.org/officeDocument/2006/relationships" xmlns:w="http://schemas.openxmlformats.org/wordprocessingml/2006/main" xmlns:w14="http://schemas.microsoft.com/office/word/2010/wordml" xmlns:w15="http://schemas.microsoft.com/office/word/2012/wordml" xmlns:w16cex="http://schemas.microsoft.com/office/word/2018/wordml/cex" xmlns:w16cid="http://schemas.microsoft.com/office/word/2016/wordml/cid" xmlns:w16="http://schemas.microsoft.com/office/word/2018/wordml" xmlns:w16du="http://schemas.microsoft.com/office/word/2023/wordml/word16du" xmlns:w16sdtdh="http://schemas.microsoft.com/office/word/2020/wordml/sdtdatahash" xmlns:w16sdtfl="http://schemas.microsoft.com/office/word/2024/wordml/sdtformatlock" xmlns:w16se="http://schemas.microsoft.com/office/word/2015/wordml/symex" mc:Ignorable="w14 w15 w16se w16cid w16 w16cex w16sdtdh w16sdtfl w16du">
   <w:font w:name="Symbol">
     <w:panose1 w:val="05050102010706020507"/>
     <w:charset w:val="02"/>
@@ -5282,19 +4706,6 @@
     <w:pitch w:val="variable"/>
     <w:sig w:usb0="E4002EFF" w:usb1="C000E47F" w:usb2="00000009" w:usb3="00000000" w:csb0="000001FF" w:csb1="00000000"/>
   </w:font>
-  <w:font w:name="Verdana">
-    <w:panose1 w:val="020B0604030504040204"/>
-    <w:charset w:val="00"/>
-    <w:family w:val="swiss"/>
-    <w:pitch w:val="variable"/>
-    <w:sig w:usb0="A00006FF" w:usb1="4000205B" w:usb2="00000010" w:usb3="00000000" w:csb0="0000019F" w:csb1="00000000"/>
-  </w:font>
-  <w:font w:name="MoolBoran">
-    <w:charset w:val="00"/>
-    <w:family w:val="swiss"/>
-    <w:pitch w:val="variable"/>
-    <w:sig w:usb0="80000003" w:usb1="00000000" w:usb2="00010000" w:usb3="00000000" w:csb0="00000001" w:csb1="00000000"/>
-  </w:font>
   <w:font w:name="Calibri Light">
     <w:panose1 w:val="020F0302020204030204"/>
     <w:charset w:val="00"/>
@@ -5302,11 +4713,23 @@
     <w:pitch w:val="variable"/>
     <w:sig w:usb0="E4002EFF" w:usb1="C200247B" w:usb2="00000009" w:usb3="00000000" w:csb0="000001FF" w:csb1="00000000"/>
   </w:font>
+  <w:font w:name="Aptos">
+    <w:charset w:val="00"/>
+    <w:family w:val="swiss"/>
+    <w:pitch w:val="variable"/>
+    <w:sig w:usb0="20000287" w:usb1="00000003" w:usb2="00000000" w:usb3="00000000" w:csb0="0000019F" w:csb1="00000000"/>
+  </w:font>
+  <w:font w:name="Aptos Display">
+    <w:charset w:val="00"/>
+    <w:family w:val="swiss"/>
+    <w:pitch w:val="variable"/>
+    <w:sig w:usb0="20000287" w:usb1="00000003" w:usb2="00000000" w:usb3="00000000" w:csb0="0000019F" w:csb1="00000000"/>
+  </w:font>
 </w:fonts>
 </file>
 
 <file path=word/glossary/settings.xml><?xml version="1.0" encoding="utf-8"?>
-<w:settings xmlns:mc="http://schemas.openxmlformats.org/markup-compatibility/2006" xmlns:o="urn:schemas-microsoft-com:office:office" xmlns:r="http://schemas.openxmlformats.org/officeDocument/2006/relationships" xmlns:m="http://schemas.openxmlformats.org/officeDocument/2006/math" xmlns:v="urn:schemas-microsoft-com:vml" xmlns:w10="urn:schemas-microsoft-com:office:word" xmlns:w="http://schemas.openxmlformats.org/wordprocessingml/2006/main" xmlns:w14="http://schemas.microsoft.com/office/word/2010/wordml" xmlns:w15="http://schemas.microsoft.com/office/word/2012/wordml" xmlns:w16se="http://schemas.microsoft.com/office/word/2015/wordml/symex" xmlns:sl="http://schemas.openxmlformats.org/schemaLibrary/2006/main" mc:Ignorable="w14 w15 w16se">
+<w:settings xmlns:mc="http://schemas.openxmlformats.org/markup-compatibility/2006" xmlns:o="urn:schemas-microsoft-com:office:office" xmlns:r="http://schemas.openxmlformats.org/officeDocument/2006/relationships" xmlns:m="http://schemas.openxmlformats.org/officeDocument/2006/math" xmlns:v="urn:schemas-microsoft-com:vml" xmlns:w10="urn:schemas-microsoft-com:office:word" xmlns:w="http://schemas.openxmlformats.org/wordprocessingml/2006/main" xmlns:w14="http://schemas.microsoft.com/office/word/2010/wordml" xmlns:w15="http://schemas.microsoft.com/office/word/2012/wordml" xmlns:w16cex="http://schemas.microsoft.com/office/word/2018/wordml/cex" xmlns:w16cid="http://schemas.microsoft.com/office/word/2016/wordml/cid" xmlns:w16="http://schemas.microsoft.com/office/word/2018/wordml" xmlns:w16du="http://schemas.microsoft.com/office/word/2023/wordml/word16du" xmlns:w16sdtdh="http://schemas.microsoft.com/office/word/2020/wordml/sdtdatahash" xmlns:w16sdtfl="http://schemas.microsoft.com/office/word/2024/wordml/sdtformatlock" xmlns:w16se="http://schemas.microsoft.com/office/word/2015/wordml/symex" xmlns:sl="http://schemas.openxmlformats.org/schemaLibrary/2006/main" mc:Ignorable="w14 w15 w16se w16cid w16 w16cex w16sdtdh w16sdtfl w16du">
   <w:view w:val="normal"/>
   <w:defaultTabStop w:val="708"/>
   <w:hyphenationZone w:val="425"/>
@@ -5318,6 +4741,7 @@
     <w:compatSetting w:name="enableOpenTypeFeatures" w:uri="http://schemas.microsoft.com/office/word" w:val="1"/>
     <w:compatSetting w:name="doNotFlipMirrorIndents" w:uri="http://schemas.microsoft.com/office/word" w:val="1"/>
     <w:compatSetting w:name="differentiateMultirowTableHeaders" w:uri="http://schemas.microsoft.com/office/word" w:val="1"/>
+    <w:compatSetting w:name="useWord2013TrackBottomHyphenation" w:uri="http://schemas.microsoft.com/office/word" w:val="1"/>
   </w:compat>
   <w:rsids>
     <w:rsidRoot w:val="00B53284"/>
@@ -5325,6 +4749,8 @@
     <w:rsid w:val="002F553C"/>
     <w:rsid w:val="00335FE9"/>
     <w:rsid w:val="003B3F64"/>
+    <w:rsid w:val="003F2FBA"/>
+    <w:rsid w:val="00414F3D"/>
     <w:rsid w:val="00586B69"/>
     <w:rsid w:val="006C76C8"/>
     <w:rsid w:val="006E540B"/>
@@ -5352,14 +4778,14 @@
   </m:mathPr>
   <w:themeFontLang w:val="es-EC"/>
   <w:clrSchemeMapping w:bg1="light1" w:t1="dark1" w:bg2="light2" w:t2="dark2" w:accent1="accent1" w:accent2="accent2" w:accent3="accent3" w:accent4="accent4" w:accent5="accent5" w:accent6="accent6" w:hyperlink="hyperlink" w:followedHyperlink="followedHyperlink"/>
-  <w:decimalSymbol w:val="."/>
-  <w:listSeparator w:val=","/>
+  <w:decimalSymbol w:val=","/>
+  <w:listSeparator w:val=";"/>
   <w15:chartTrackingRefBased/>
 </w:settings>
 </file>
 
 <file path=word/glossary/styles.xml><?xml version="1.0" encoding="utf-8"?>
-<w:styles xmlns:mc="http://schemas.openxmlformats.org/markup-compatibility/2006" xmlns:r="http://schemas.openxmlformats.org/officeDocument/2006/relationships" xmlns:w="http://schemas.openxmlformats.org/wordprocessingml/2006/main" xmlns:w14="http://schemas.microsoft.com/office/word/2010/wordml" xmlns:w15="http://schemas.microsoft.com/office/word/2012/wordml" xmlns:w16se="http://schemas.microsoft.com/office/word/2015/wordml/symex" mc:Ignorable="w14 w15 w16se">
+<w:styles xmlns:mc="http://schemas.openxmlformats.org/markup-compatibility/2006" xmlns:r="http://schemas.openxmlformats.org/officeDocument/2006/relationships" xmlns:w="http://schemas.openxmlformats.org/wordprocessingml/2006/main" xmlns:w14="http://schemas.microsoft.com/office/word/2010/wordml" xmlns:w15="http://schemas.microsoft.com/office/word/2012/wordml" xmlns:w16cex="http://schemas.microsoft.com/office/word/2018/wordml/cex" xmlns:w16cid="http://schemas.microsoft.com/office/word/2016/wordml/cid" xmlns:w16="http://schemas.microsoft.com/office/word/2018/wordml" xmlns:w16du="http://schemas.microsoft.com/office/word/2023/wordml/word16du" xmlns:w16sdtdh="http://schemas.microsoft.com/office/word/2020/wordml/sdtdatahash" xmlns:w16sdtfl="http://schemas.microsoft.com/office/word/2024/wordml/sdtformatlock" xmlns:w16se="http://schemas.microsoft.com/office/word/2015/wordml/symex" mc:Ignorable="w14 w15 w16se w16cid w16 w16cex w16sdtdh w16sdtfl w16du">
   <w:docDefaults>
     <w:rPrDefault>
       <w:rPr>
@@ -5375,7 +4801,7 @@
       </w:pPr>
     </w:pPrDefault>
   </w:docDefaults>
-  <w:latentStyles w:defLockedState="0" w:defUIPriority="99" w:defSemiHidden="0" w:defUnhideWhenUsed="0" w:defQFormat="0" w:count="371">
+  <w:latentStyles w:defLockedState="0" w:defUIPriority="99" w:defSemiHidden="0" w:defUnhideWhenUsed="0" w:defQFormat="0" w:count="376">
     <w:lsdException w:name="Normal" w:uiPriority="0" w:qFormat="1"/>
     <w:lsdException w:name="heading 1" w:uiPriority="9" w:qFormat="1"/>
     <w:lsdException w:name="heading 2" w:semiHidden="1" w:uiPriority="9" w:unhideWhenUsed="1" w:qFormat="1"/>
@@ -5747,6 +5173,11 @@
     <w:lsdException w:name="List Table 5 Dark Accent 6" w:uiPriority="50"/>
     <w:lsdException w:name="List Table 6 Colorful Accent 6" w:uiPriority="51"/>
     <w:lsdException w:name="List Table 7 Colorful Accent 6" w:uiPriority="52"/>
+    <w:lsdException w:name="Mention" w:semiHidden="1" w:unhideWhenUsed="1"/>
+    <w:lsdException w:name="Smart Hyperlink" w:semiHidden="1" w:unhideWhenUsed="1"/>
+    <w:lsdException w:name="Hashtag" w:semiHidden="1" w:unhideWhenUsed="1"/>
+    <w:lsdException w:name="Unresolved Mention" w:semiHidden="1" w:unhideWhenUsed="1"/>
+    <w:lsdException w:name="Smart Link" w:semiHidden="1" w:unhideWhenUsed="1"/>
   </w:latentStyles>
   <w:style w:type="paragraph" w:default="1" w:styleId="Normal">
     <w:name w:val="Normal"/>
@@ -5801,7 +5232,7 @@
 </file>
 
 <file path=word/glossary/webSettings.xml><?xml version="1.0" encoding="utf-8"?>
-<w:webSettings xmlns:mc="http://schemas.openxmlformats.org/markup-compatibility/2006" xmlns:r="http://schemas.openxmlformats.org/officeDocument/2006/relationships" xmlns:w="http://schemas.openxmlformats.org/wordprocessingml/2006/main" xmlns:w14="http://schemas.microsoft.com/office/word/2010/wordml" xmlns:w15="http://schemas.microsoft.com/office/word/2012/wordml" xmlns:w16se="http://schemas.microsoft.com/office/word/2015/wordml/symex" mc:Ignorable="w14 w15 w16se">
+<w:webSettings xmlns:mc="http://schemas.openxmlformats.org/markup-compatibility/2006" xmlns:r="http://schemas.openxmlformats.org/officeDocument/2006/relationships" xmlns:w="http://schemas.openxmlformats.org/wordprocessingml/2006/main" xmlns:w14="http://schemas.microsoft.com/office/word/2010/wordml" xmlns:w15="http://schemas.microsoft.com/office/word/2012/wordml" xmlns:w16cex="http://schemas.microsoft.com/office/word/2018/wordml/cex" xmlns:w16cid="http://schemas.microsoft.com/office/word/2016/wordml/cid" xmlns:w16="http://schemas.microsoft.com/office/word/2018/wordml" xmlns:w16du="http://schemas.microsoft.com/office/word/2023/wordml/word16du" xmlns:w16sdtdh="http://schemas.microsoft.com/office/word/2020/wordml/sdtdatahash" xmlns:w16sdtfl="http://schemas.microsoft.com/office/word/2024/wordml/sdtformatlock" xmlns:w16se="http://schemas.microsoft.com/office/word/2015/wordml/symex" mc:Ignorable="w14 w15 w16se w16cid w16 w16cex w16sdtdh w16sdtfl w16du">
   <w:optimizeForBrowser/>
   <w:allowPNG/>
 </w:webSettings>
@@ -6103,12 +5534,6 @@
 </file>
 
 <file path=customXml/item1.xml><?xml version="1.0" encoding="utf-8"?>
-<p:properties xmlns:p="http://schemas.microsoft.com/office/2006/metadata/properties" xmlns:xsi="http://www.w3.org/2001/XMLSchema-instance" xmlns:pc="http://schemas.microsoft.com/office/infopath/2007/PartnerControls">
-  <documentManagement/>
-</p:properties>
-</file>
-
-<file path=customXml/item2.xml><?xml version="1.0" encoding="utf-8"?>
 <?mso-contentType ?>
 <FormTemplates xmlns="http://schemas.microsoft.com/sharepoint/v3/contenttype/forms">
   <Display>DocumentLibraryForm</Display>
@@ -6117,7 +5542,17 @@
 </FormTemplates>
 </file>
 
+<file path=customXml/item2.xml><?xml version="1.0" encoding="utf-8"?>
+<p:properties xmlns:p="http://schemas.microsoft.com/office/2006/metadata/properties" xmlns:xsi="http://www.w3.org/2001/XMLSchema-instance" xmlns:pc="http://schemas.microsoft.com/office/infopath/2007/PartnerControls">
+  <documentManagement/>
+</p:properties>
+</file>
+
 <file path=customXml/item3.xml><?xml version="1.0" encoding="utf-8"?>
+<b:Sources xmlns:b="http://schemas.openxmlformats.org/officeDocument/2006/bibliography" xmlns="http://schemas.openxmlformats.org/officeDocument/2006/bibliography" SelectedStyle="\APASixthEditionOfficeOnline.xsl" StyleName="APA" Version="6"/>
+</file>
+
+<file path=customXml/item4.xml><?xml version="1.0" encoding="utf-8"?>
 <ct:contentTypeSchema xmlns:ct="http://schemas.microsoft.com/office/2006/metadata/contentType" xmlns:ma="http://schemas.microsoft.com/office/2006/metadata/properties/metaAttributes" ct:_="" ma:_="" ma:contentTypeName="Documento" ma:contentTypeID="0x0101000E8FE4C7EC55F84AA8F01994D07064FD" ma:contentTypeVersion="0" ma:contentTypeDescription="Crear nuevo documento." ma:contentTypeScope="" ma:versionID="d7b39edf914687c4b7b4a8e88c59ad1b">
   <xsd:schema xmlns:xsd="http://www.w3.org/2001/XMLSchema" xmlns:xs="http://www.w3.org/2001/XMLSchema" xmlns:p="http://schemas.microsoft.com/office/2006/metadata/properties" targetNamespace="http://schemas.microsoft.com/office/2006/metadata/properties" ma:root="true" ma:fieldsID="6f811a6767019e7426d133b423302158">
     <xsd:element name="properties">
@@ -6231,11 +5666,15 @@
 </ct:contentTypeSchema>
 </file>
 
-<file path=customXml/item4.xml><?xml version="1.0" encoding="utf-8"?>
-<b:Sources xmlns:b="http://schemas.openxmlformats.org/officeDocument/2006/bibliography" xmlns="http://schemas.openxmlformats.org/officeDocument/2006/bibliography" SelectedStyle="\APASixthEditionOfficeOnline.xsl" StyleName="APA" Version="6"/>
+<file path=customXml/itemProps1.xml><?xml version="1.0" encoding="utf-8"?>
+<ds:datastoreItem xmlns:ds="http://schemas.openxmlformats.org/officeDocument/2006/customXml" ds:itemID="{B683C48A-0478-43CE-914E-F9C12060556A}">
+  <ds:schemaRefs>
+    <ds:schemaRef ds:uri="http://schemas.microsoft.com/sharepoint/v3/contenttype/forms"/>
+  </ds:schemaRefs>
+</ds:datastoreItem>
 </file>
 
-<file path=customXml/itemProps1.xml><?xml version="1.0" encoding="utf-8"?>
+<file path=customXml/itemProps2.xml><?xml version="1.0" encoding="utf-8"?>
 <ds:datastoreItem xmlns:ds="http://schemas.openxmlformats.org/officeDocument/2006/customXml" ds:itemID="{40059ACC-D63D-466A-B683-A67C4FF6E553}">
   <ds:schemaRefs>
     <ds:schemaRef ds:uri="http://schemas.microsoft.com/office/2006/metadata/properties"/>
@@ -6244,15 +5683,15 @@
 </ds:datastoreItem>
 </file>
 
-<file path=customXml/itemProps2.xml><?xml version="1.0" encoding="utf-8"?>
-<ds:datastoreItem xmlns:ds="http://schemas.openxmlformats.org/officeDocument/2006/customXml" ds:itemID="{B683C48A-0478-43CE-914E-F9C12060556A}">
+<file path=customXml/itemProps3.xml><?xml version="1.0" encoding="utf-8"?>
+<ds:datastoreItem xmlns:ds="http://schemas.openxmlformats.org/officeDocument/2006/customXml" ds:itemID="{8357771E-0929-438C-951A-98D6E3B72D2C}">
   <ds:schemaRefs>
-    <ds:schemaRef ds:uri="http://schemas.microsoft.com/sharepoint/v3/contenttype/forms"/>
+    <ds:schemaRef ds:uri="http://schemas.openxmlformats.org/officeDocument/2006/bibliography"/>
   </ds:schemaRefs>
 </ds:datastoreItem>
 </file>
 
-<file path=customXml/itemProps3.xml><?xml version="1.0" encoding="utf-8"?>
+<file path=customXml/itemProps4.xml><?xml version="1.0" encoding="utf-8"?>
 <ds:datastoreItem xmlns:ds="http://schemas.openxmlformats.org/officeDocument/2006/customXml" ds:itemID="{B0EA8086-9ECD-42CE-B507-25DF548BC451}">
   <ds:schemaRefs>
     <ds:schemaRef ds:uri="http://schemas.microsoft.com/office/2006/metadata/contentType"/>
@@ -6266,12 +5705,4 @@
     <ds:schemaRef ds:uri="http://schemas.microsoft.com/office/infopath/2007/PartnerControls"/>
   </ds:schemaRefs>
 </ds:datastoreItem>
-</file>
-
-<file path=customXml/itemProps4.xml><?xml version="1.0" encoding="utf-8"?>
-<ds:datastoreItem xmlns:ds="http://schemas.openxmlformats.org/officeDocument/2006/customXml" ds:itemID="{8357771E-0929-438C-951A-98D6E3B72D2C}">
-  <ds:schemaRefs>
-    <ds:schemaRef ds:uri="http://schemas.openxmlformats.org/officeDocument/2006/bibliography"/>
-  </ds:schemaRefs>
-</ds:datastoreItem>
 </file>